--- a/Hoàn thành - doc/chapter 5 nghỉ dưỡng 1.docx
+++ b/Hoàn thành - doc/chapter 5 nghỉ dưỡng 1.docx
@@ -507,6 +507,1052 @@
         </w:rPr>
         <w:t xml:space="preserve">Khi buổi chiều tà dần buông xuống, tám cơ thể lả đi, nằm chồng chất lên nhau giữa những vũng dịch thể bốc hơi nghi ngút trên cỏ. Nanako nằm giữa Ren và Sota, tay nàng vẫn giữ chặt sự phục tùng của họ, đôi mắt rực lên tia sáng tàn nhẫn khi nhìn về phía biệt thự. Nàng biết rằng, đêm nay, dưới những chiếc gương trần nhà, câu lạc bộ "Study" sẽ thực hiện những bài học thực tế còn kinh hoàng và dâm dật hơn gấp bội.  </w:t>
       </w:r>
+    </w:p>
+    <w:p>
+      <w:pPr>
+        <w:rPr>
+          <w:sz w:val="22"/>
+          <w:szCs w:val="22"/>
+        </w:rPr>
+      </w:pPr>
+    </w:p>
+    <w:p>
+      <w:pPr>
+        <w:rPr>
+          <w:sz w:val="22"/>
+          <w:szCs w:val="22"/>
+        </w:rPr>
+      </w:pPr>
+      <w:r>
+        <w:rPr>
+          <w:sz w:val="22"/>
+          <w:szCs w:val="22"/>
+        </w:rPr>
+        <w:t>Dưới những tấm gương lớn ốp sát trần nhà, ánh nắng 10 giờ sáng rọi thẳng vào một khối thịt khổng lồ gồm tám cơ thể đang quấn chặt lấy nhau trong sự kiệt quệ. Aki, nàng tiểu thư chủ nhân hòn đảo, là người tỉnh dậy đầu tiên nhưng cô thấy mình hoàn toàn bất lực vì hai bộ ngực căng tròn đang bị bàn tay của Sota và Ando bóp chặt ngay cả trong giấc ngủ. Ở phía dưới, Yumi vẫn còn chìm trong cơn mộng mị, khuôn mặt cô áp sát vào cái lồn nhầy nhụa của Aki, trong khi bàn tay nhỏ nhắn của cô vẫn thực hiện đúng quy tắc kết nối là nắm chặt lấy con cu đang rỉ nhựa của Sota.</w:t>
+      </w:r>
+    </w:p>
+    <w:p>
+      <w:pPr>
+        <w:rPr>
+          <w:sz w:val="22"/>
+          <w:szCs w:val="22"/>
+        </w:rPr>
+      </w:pPr>
+      <w:r>
+        <w:rPr>
+          <w:sz w:val="22"/>
+          <w:szCs w:val="22"/>
+        </w:rPr>
+        <w:t>Cùng lúc đó, Nanako rướn người dậy từ trung tâm bãi dịch thể, đôi chân nàng vẫn còn dang rộng đầy ngạo nghễ sau một đêm bị công phá từ hai phía. Nàng cảm nhận được sự cứng cáp của Ren vẫn còn kẹt giữa hai kẽ mông mình, tạo nên một cảm giác đầy đặn và nhơ nhuốc. Bên cạnh họ, Hina và Riku nằm chồng chất lên nhau theo đúng điều luật số sáu; Hina dù đang ngủ nhưng miệng vẫn ngậm lấy một đầu ti của Riku, trong khi đôi chân của Riku quắp chặt lấy hông của Ando. Không gian phòng ngủ đặc quánh mùi tinh dịch, mùi mồ hôi mặn chát và hương tinh dầu nồng nặc đến mức có thể nếm được trên đầu lưỡi khi họ bắt đầu cựa mình thức giấc.</w:t>
+      </w:r>
+    </w:p>
+    <w:p>
+      <w:pPr>
+        <w:rPr>
+          <w:sz w:val="22"/>
+          <w:szCs w:val="22"/>
+        </w:rPr>
+      </w:pPr>
+      <w:r>
+        <w:rPr>
+          <w:sz w:val="22"/>
+          <w:szCs w:val="22"/>
+        </w:rPr>
+        <w:lastRenderedPageBreak/>
+        <w:t>Hana lặng lẽ di chuyển qua những mảnh gương vỡ và vũng dịch thể, dùng đôi tay điêu luyện để đánh thức những giác quan đang ngủ quên của nhóm bạn trẻ bằng hơi men cay nồng. Sota, sau khi liếm sạch những vệt tinh đặc trên ngực Aki, thô bạo kéo nàng đứng dậy, khiến đôi gò bồng đảo căng tròn đập mạnh vào lồng ngực gân guốc của cậu. Theo quy tắc kết nối, Aki lập tức đưa tay nắm chặt lấy con cu đang dần thức tỉnh của Sota, trong khi tay kia của cậu bóp chặt lấy bầu vú vĩ đại của nàng như một sự chiếm hữu tuyệt đối.</w:t>
+      </w:r>
+    </w:p>
+    <w:p>
+      <w:pPr>
+        <w:rPr>
+          <w:sz w:val="22"/>
+          <w:szCs w:val="22"/>
+        </w:rPr>
+      </w:pPr>
+      <w:r>
+        <w:rPr>
+          <w:sz w:val="22"/>
+          <w:szCs w:val="22"/>
+        </w:rPr>
+        <w:t>Cả nhóm tám người, hoàn toàn trần trụi và nhễ nhại, lết những bước chân bệ rạc về phía cửa sổ lớn sát trần. Nanako, với đôi chân vẫn còn run rẩy sau những cú thúc thô bạo từ đêm trước, là người đẩy tung cánh cửa kính. Ánh nắng chói chang của hòn đảo tư nhân tràn vào, rọi thẳng lên những cơ thể nhầy nhụa, làm nổi bật những vùng thầm kín đang rỉ mật của Hina và Riku. Họ cùng nhau bước ra ban công, nơi làn gió biển mặn chát thổi qua những núm vú nhạy cảm đang dựng đứng vì kích thích. Tại đây, dưới sự quan sát của Hana, Nanako thiết lập lại đội hình di chuyển đầy biến thái.</w:t>
+      </w:r>
+    </w:p>
+    <w:p>
+      <w:pPr>
+        <w:rPr>
+          <w:sz w:val="22"/>
+          <w:szCs w:val="22"/>
+        </w:rPr>
+      </w:pPr>
+      <w:r>
+        <w:rPr>
+          <w:sz w:val="22"/>
+          <w:szCs w:val="22"/>
+        </w:rPr>
+        <w:t>Khi rời khỏi ban công để tiến về phía cầu thang, nhóm bắt đầu thực hiện nghi thức kết nối một cách triệt để. Hina và Riku quỳ thấp người, vừa bò vừa dùng miệng "thanh tẩy" đầu buồi của Ando và Ren, trong khi hai chàng trai không ngừng dùng lực tay nhồi nhét, kéo căng những bầu ngực căng mọng của các cô gái lên cao. Những tiếng rên rỉ đòi hỏi và tiếng thịt nện nhau chát chúa bắt đầu vang vọng dọc hành lang biệt thự rực sáng. Aki và Yumi bám sát phía sau, tay họ không rời khỏi sự cứng cáp của đối phương, tạo thành một dải thịt quằn quại đang di chuyển xuống lầu, chuẩn bị cho một vòng tuần hoàn dục vọng mới tại bàn ăn dưới sự phục vụ của bóng ma trung thành Hana</w:t>
+      </w:r>
+    </w:p>
+    <w:p>
+      <w:pPr>
+        <w:rPr>
+          <w:sz w:val="22"/>
+          <w:szCs w:val="22"/>
+        </w:rPr>
+      </w:pPr>
+      <w:r>
+        <w:rPr>
+          <w:sz w:val="22"/>
+          <w:szCs w:val="22"/>
+        </w:rPr>
+        <w:t>Tiếng chân trần bết dính nện trên bậc thang gỗ tạo nên những âm thanh dâm mị khi cả nhóm tám người di chuyển xuống tầng trệt. Theo đúng quy tắc kết nối, Nanako và Hina đi trước, tay nắm chặt con cu đang bắt đầu cương cứng của Sota và Ando, trong khi hai chàng trai không ngừng dùng lực bóp mạnh vào hai bầu ngực vĩ đại của các cô gái, khiến những núm vú đỏ lựng lên vì bị nhồi nhét quá độ. Aki và Yumi đi sau, họ quấn lấy Ren và Riku thành một khối thịt quằn quại, nơi những vùng thầm kín nhẵn nhụi sau khi được cạo sạch liên tục cọ xát vào nhau, để lại những vệt dịch thể loang lổ trên lối đi.</w:t>
+      </w:r>
+    </w:p>
+    <w:p>
+      <w:pPr>
+        <w:rPr>
+          <w:sz w:val="22"/>
+          <w:szCs w:val="22"/>
+        </w:rPr>
+      </w:pPr>
+      <w:r>
+        <w:rPr>
+          <w:sz w:val="22"/>
+          <w:szCs w:val="22"/>
+        </w:rPr>
+        <w:t>Điểm đến của họ là phòng tắm lộ thiên nằm ở phía sau biệt thự, một không gian mở được bao quanh bởi những bức tường đá tự nhiên và tán cây rừng nhiệt đới, nơi ánh nắng mặt trời rọi thẳng vào bồn tắm sục khổng lồ. Vừa bước vào không gian trần trụi này, Nanako lập tức ra lệnh cho cả nhóm thực hiện quy tắc trần trụi tuyệt đối dưới làn nước. Tám cơ thể nhào vào bồn nước ấm, tạo nên một sự hỗn loạn của da thịt.</w:t>
+      </w:r>
+    </w:p>
+    <w:p>
+      <w:pPr>
+        <w:rPr>
+          <w:sz w:val="22"/>
+          <w:szCs w:val="22"/>
+        </w:rPr>
+      </w:pPr>
+      <w:r>
+        <w:rPr>
+          <w:sz w:val="22"/>
+          <w:szCs w:val="22"/>
+        </w:rPr>
+        <w:t>Nanako chủ động cầm vòi sen xịt mạnh vào giữa khe lồn hồng hào của Hina để tẩy rửa những lớp tinh dịch đóng vảy từ đêm qua, trong khi Hina rên rỉ đầy kích thích, hai tay ôm lấy bộ ngực căng tròn để Nanako dễ dàng liếm láp. Ở phía đối diện, Riku và Aki quỳ xuống dưới làn nước, thay phiên nhau dùng miệng "thanh tẩy" sự cứng cáp đang rỉ nhựa của Sota và Ren theo quy tắc vệ sinh nghiêm ngặt. Những dòng tinh dịch trắng đục hòa cùng nước sạch tuôn trào ra từ những cái lồn ẩm ướt, tạo thành một thứ hỗn hợp dâm mị chảy tràn qua thành bồn đá.</w:t>
+      </w:r>
+    </w:p>
+    <w:p>
+      <w:pPr>
+        <w:rPr>
+          <w:sz w:val="22"/>
+          <w:szCs w:val="22"/>
+        </w:rPr>
+      </w:pPr>
+      <w:r>
+        <w:rPr>
+          <w:sz w:val="22"/>
+          <w:szCs w:val="22"/>
+        </w:rPr>
+        <w:t xml:space="preserve">Ando không để Yumi nghỉ ngơi; anh ép chặt cô vào vách đá lạnh lẽo, một tay bóp vú, một tay đưa xuống mâm mê cái lồn vừa được cạo sạch lông, láng bóng và nhạy cảm của cô. Yumi gào lên yêu cầu Ando phải </w:t>
+      </w:r>
+      <w:r>
+        <w:rPr>
+          <w:sz w:val="22"/>
+          <w:szCs w:val="22"/>
+        </w:rPr>
+        <w:lastRenderedPageBreak/>
+        <w:t>dùng con cu gân guốc đâm mạnh vào sự tự trọng của mình, trong khi cô vẫn không quên dùng tay sục kẹo cho Sota bên cạnh. Hana lặng lẽ đứng ở một góc khuất của phòng tắm, tay cầm những chai tinh dầu bôi trơn và rượu mạnh, sẵn sàng tiến tới để đổ trực tiếp lên cơ thể các cô gái, biến buổi tắm rửa thành một cuộc hành hoan tập thể đầy nhơ nhuốc giữa thiên nhiên hoang dã.</w:t>
+      </w:r>
+    </w:p>
+    <w:p>
+      <w:pPr>
+        <w:rPr>
+          <w:sz w:val="22"/>
+          <w:szCs w:val="22"/>
+        </w:rPr>
+      </w:pPr>
+      <w:r>
+        <w:rPr>
+          <w:sz w:val="22"/>
+          <w:szCs w:val="22"/>
+        </w:rPr>
+        <w:t>Tiếng cười dâm mị của Nanako vang vọng khắp phòng tắm lộ thiên, phá tan sự tĩnh lặng của khu rừng nhiệt đới xung quanh. Để gia tăng hưng phấn trước khi gột rửa hoàn toàn, nàng thủ lĩnh ra lệnh cho cả nhóm thực hiện một trò chơi biến thái ngay bên cạnh tảng đá lớn trang trí sát hồ bơi sục. Tám cơ thể trần trụi, nhễ nhại mồ hôi và dịch thể, đứng dàn hàng ngang đầy ngạo nghễ. Theo quy tắc trần trụi, họ phô bày toàn bộ những vùng thầm kín nhạy cảm nhất dưới ánh nắng gay gắt.</w:t>
+      </w:r>
+    </w:p>
+    <w:p>
+      <w:pPr>
+        <w:rPr>
+          <w:sz w:val="22"/>
+          <w:szCs w:val="22"/>
+        </w:rPr>
+      </w:pPr>
+      <w:r>
+        <w:rPr>
+          <w:sz w:val="22"/>
+          <w:szCs w:val="22"/>
+        </w:rPr>
+        <w:t>Bốn chàng trai Sota, Ando, Ren và Riku đồng loạt nắm lấy con cu đang dần cứng nhắc của mình, trong khi các cô gái quỳ xuống phía dưới để quan sát và cổ vũ. Một cuộc thi đấu đầy bản năng bắt đầu: họ thi nhau tiểu mạnh lên tảng đá lớn, cố gắng để dòng nước vàng nhạt bắn đi xa nhất có thể. Nanako và Hina không chịu đứng ngoài cuộc; họ đứng trên mỏm đá cao, hai chân dang rộng đầy dâm mị, cố gắng điều khiển dòng nước tiểu của mình bắn vọt ra, hòa quyện với dòng thác trắng của các chàng trai đang phủ kín mặt đá. Tiếng nước róc rách hòa cùng tiếng cười sảng khoái và mùi khai nồng nặc của nước tiểu tạo nên một bầu không khí trụy lạc tột cùng giữa thiên nhiên.</w:t>
+      </w:r>
+    </w:p>
+    <w:p>
+      <w:pPr>
+        <w:rPr>
+          <w:sz w:val="22"/>
+          <w:szCs w:val="22"/>
+        </w:rPr>
+      </w:pPr>
+      <w:r>
+        <w:rPr>
+          <w:sz w:val="22"/>
+          <w:szCs w:val="22"/>
+        </w:rPr>
+        <w:t>Ngay sau khi "trò chơi vệ sinh" kết thúc, họ bắt đầu nghi thức cạo lông cho nhau dưới sự giám sát của Hana. Riku nằm ngửa trên tảng đá vẫn còn ướt đẫm nước tiểu, hai chân banh rộng hết cỡ để Ren dùng dao cạo tỉ mỉ dọn dẹp, lộ ra cái lồn hồng hào, nhẵn nhụi và nhạy cảm. Phía bên dưới, Yumi dùng bàn tay nhỏ nhắn kéo căng con cu to bự của Ando để cạo sạch từ vùng bụng xuống tận hai hòn dái và kẽ hậu môn. Nanako và Hina cũng giúp nhau làm sạch, họ dùng vòi sen xối nước liên tục vào những vùng thầm kín vừa được cạo sạch, để mặc cho những sợi lông rơi rụng và trôi đi cùng với những vệt dịch thể còn sót lại từ đêm qua. Kết thúc nghi thức, theo quy tắc vệ sinh, mỗi người lại dùng lưỡi của mình để "thanh tẩy" triệt để vùng kín của đối phương, liếm sạch từng giọt nước và mồ hôi trên làn da mịn màng vừa được khai phá.</w:t>
+      </w:r>
+    </w:p>
+    <w:p>
+      <w:pPr>
+        <w:rPr>
+          <w:sz w:val="22"/>
+          <w:szCs w:val="22"/>
+        </w:rPr>
+      </w:pPr>
+      <w:r>
+        <w:rPr>
+          <w:sz w:val="22"/>
+          <w:szCs w:val="22"/>
+        </w:rPr>
+        <w:t xml:space="preserve">Sự phấn khích tại phòng tắm lộ thiên chưa dừng lại ở đó khi Nanako ra lệnh cho cả nhóm thực hiện nghi thức "thanh tẩy" cuối cùng trước khi tiến đến bàn ăn. Tám cơ thể vừa được cạo sạch lông, giờ đây trông trắng nõn và nhẵn nhụi dưới ánh nắng mặt trời, bắt đầu quấn lấy nhau thành từng cặp để thực hiện quy tắc vệ sinh nghiêm ngặt. </w:t>
+      </w:r>
+    </w:p>
+    <w:p>
+      <w:pPr>
+        <w:rPr>
+          <w:sz w:val="22"/>
+          <w:szCs w:val="22"/>
+        </w:rPr>
+      </w:pPr>
+      <w:r>
+        <w:rPr>
+          <w:sz w:val="22"/>
+          <w:szCs w:val="22"/>
+        </w:rPr>
+        <w:t xml:space="preserve">Ren quỳ xuống trước mặt Riku, dùng lưỡi liếm láp từ vùng đùi trong lên đến cái lồn vừa được cạo nhẵn thín của cô, chậm rãi thưởng thức vị da thịt tươi mới pha lẫn mùi xà phòng dâm mị. Phía bên cạnh, Ando thô bạo ép Hina vào vách đá, một tay anh bóp chặt bầu ngực căng tròn của cô, tay kia kéo căng con cu to bự đã được dọn dẹp sạch sẽ để Hina dùng miệng "thanh tẩy" triệt để từ đầu khấc đến hai hòn dái. </w:t>
+      </w:r>
+    </w:p>
+    <w:p>
+      <w:pPr>
+        <w:rPr>
+          <w:sz w:val="22"/>
+          <w:szCs w:val="22"/>
+        </w:rPr>
+      </w:pPr>
+      <w:r>
+        <w:rPr>
+          <w:sz w:val="22"/>
+          <w:szCs w:val="22"/>
+        </w:rPr>
+        <w:t xml:space="preserve">Trong khi đó, Sota và Aki lại chọn cách giao thoa đầy kích thích khi Aki nằm ngửa trên thành bồn đá, đôi chân dang rộng đầy ngạo nghễ. Sota vừa dùng dao cạo tỉa lại những đường nét cuối cùng trên "tam giác mật" hồng hào của nàng tiểu thư, vừa không ngừng dùng lưỡi mút lấy hạt le đang sưng tấy vì khoái cảm. Những tiếng rên rỉ râm ran hòa cùng tiếng nước chảy róc rách tạo nên một bầu không khí đặc quánh dục vọng. </w:t>
+      </w:r>
+    </w:p>
+    <w:p>
+      <w:pPr>
+        <w:rPr>
+          <w:sz w:val="22"/>
+          <w:szCs w:val="22"/>
+        </w:rPr>
+      </w:pPr>
+      <w:r>
+        <w:rPr>
+          <w:sz w:val="22"/>
+          <w:szCs w:val="22"/>
+        </w:rPr>
+        <w:lastRenderedPageBreak/>
+        <w:t>Đúng lúc này, Hana tiến tới với những chai rượu mạnh và tinh dầu, chị đổ trực tiếp lên những vùng da vừa được làm sạch của bốn cô gái. Chất lỏng cay nồng chảy qua những khe lồn ẩm ướt, khiến các cô gái quằn quại và gào lên vì sự kích thích tột độ. Theo quy tắc kết nối, khi cả nhóm bắt đầu rời khỏi phòng tắm để di chuyển vào nhà, bốn cô gái cúi thấp người, tay nắm chặt lấy con cu đang cương cứng của bạn trai, trong khi các chàng trai vừa đi vừa dùng lực mạnh nhào nặn những bộ ngực vĩ đại, chuẩn bị cho bữa tiệc xác thịt trên cơ thể Hana tại bàn ăn</w:t>
+      </w:r>
+      <w:r>
+        <w:rPr>
+          <w:sz w:val="22"/>
+          <w:szCs w:val="22"/>
+        </w:rPr>
+        <w:t>.</w:t>
+      </w:r>
+    </w:p>
+    <w:p>
+      <w:pPr>
+        <w:rPr>
+          <w:sz w:val="22"/>
+          <w:szCs w:val="22"/>
+        </w:rPr>
+      </w:pPr>
+      <w:r>
+        <w:rPr>
+          <w:sz w:val="22"/>
+          <w:szCs w:val="22"/>
+        </w:rPr>
+        <w:t>Tiếng bước chân bết dính của tám cơ thể trần trụi vang vọng từ hành lang vào đến phòng ăn, nơi Hana đã sẵn sàng trong tư thế làm một "bàn tiệc xác thịt" đầy nhơ nhuốc. Theo đúng quy tắc kết nối, khi ổn định vị trí quanh bàn ăn dài, các chàng trai lập tức dùng đôi bàn tay thô bạo của mình nhồi nhét những bầu ngực vĩ đại của bốn cô gái. Những bộ ngực của Nanako, Hina, Aki và Riku căng tròn đến mức tràn ra ngoài kẽ tay của Sota, Ando và Ren, mỗi cú bóp mạnh khiến những núm vú đỏ lựng rung lên bần bật giữa không gian nồng nặc mùi tinh dầu và rượu mạnh.</w:t>
+      </w:r>
+    </w:p>
+    <w:p>
+      <w:pPr>
+        <w:rPr>
+          <w:sz w:val="22"/>
+          <w:szCs w:val="22"/>
+        </w:rPr>
+      </w:pPr>
+      <w:r>
+        <w:rPr>
+          <w:sz w:val="22"/>
+          <w:szCs w:val="22"/>
+        </w:rPr>
+        <w:t>Ở phía dưới gầm bàn, các cô gái không để các chàng trai yên vị. Theo quy tắc, đôi tay mềm mại của họ liên tục mân mê, dùng ngón tay xoay nhẹ quanh khe bắn tinh ở đầu bùi đang rỉ nhựa, khiến các chàng trai vừa nhai thức ăn vừa phải nghiến răng kìm nén tiếng rên rỉ. Bữa tiệc bắt đầu khi Nanako ra lệnh cho cả nhóm thưởng thức những miếng sushi được bày biện ngay trên làn da bóng loáng của Hana. Họ không dùng đũa mà dùng miệng trực tiếp liếm sạch những vệt nước sốt chảy tràn qua rốn và khe lồn nhẵn nhụi của người hầu.</w:t>
+      </w:r>
+    </w:p>
+    <w:p>
+      <w:pPr>
+        <w:rPr>
+          <w:sz w:val="22"/>
+          <w:szCs w:val="22"/>
+        </w:rPr>
+      </w:pPr>
+      <w:r>
+        <w:rPr>
+          <w:sz w:val="22"/>
+          <w:szCs w:val="22"/>
+        </w:rPr>
+        <w:t>Khi đến lượt uống rượu, sự biến thái đạt đến đỉnh điểm. Sota và Ando thô bạo ép sát hai bầu ngực của Nanako lại với nhau, tạo thành một khe ngực sâu thẳm đóng vai trò như một chiếc "bát" thịt. Hana lặng lẽ đổ rượu mạnh trực tiếp vào khe ngực đó, để dòng chất lỏng cay nồng hòa quyện với vị mặn mòi của mồ hôi trước khi các chàng trai cúi xuống húp trọn. Aki và Yumi cũng không chịu kém cạnh, họ dùng những miếng thịt nướng quét trực tiếp lên lớp nước sốt đặc quánh đang đọng lại trong hốc rốn của Hana, rồi vừa cười dâm mị vừa đưa vào miệng đối phương.</w:t>
+      </w:r>
+    </w:p>
+    <w:p>
+      <w:pPr>
+        <w:rPr>
+          <w:sz w:val="22"/>
+          <w:szCs w:val="22"/>
+        </w:rPr>
+      </w:pPr>
+      <w:r>
+        <w:rPr>
+          <w:sz w:val="22"/>
+          <w:szCs w:val="22"/>
+        </w:rPr>
+        <w:t>Hana, với bộ ngực vĩ đại lấp ló sau chiếc tạp dề mỏng manh, đứng bất động nhưng đôi mắt luôn mặn mà quan sát từng cử động dâm tục của tám sinh thể. Chị sẵn sàng tiến tới bất cứ khi nào có yêu cầu, dùng lưỡi của mình để liếm sạch những vệt đồ ăn rơi vãi trên ngực của các cô gái hoặc rót thêm rượu vào những khuôn miệng đang rên rỉ vì khát khao dục vọng. Không gian phòng ăn đặc quánh mùi xác thịt, tiếng nhai nuốt hòa cùng tiếng thịt nện "bạch bạch" dưới gầm bàn khi Ando bắt đầu dùng cu mình "tấn công" vào sự mềm mại của Hina ngay trong bữa ăn. Tám con người lún sâu vào sự trụy lạc tột cùng, nơi thức ăn chỉ là cái cớ để họ phô bày bản năng nguyên thủy nhất trước mặt bóng ma trung thành Hana.</w:t>
+      </w:r>
+    </w:p>
+    <w:p>
+      <w:pPr>
+        <w:rPr>
+          <w:sz w:val="22"/>
+          <w:szCs w:val="22"/>
+        </w:rPr>
+      </w:pPr>
+      <w:r>
+        <w:rPr>
+          <w:sz w:val="22"/>
+          <w:szCs w:val="22"/>
+        </w:rPr>
+        <w:t>Sự trụy lạc tại bàn tiệc đạt đến đỉnh điểm khi rượu mạnh và nước sốt bắt đầu nhuộm đẫm những cơ thể nhẵn nhụi. Theo quy tắc kết nối, trong khi thưởng thức những miếng sushi trên người Hana, các chàng trai như Sota và Ando liên tục dùng lực tay thô bạo nhào nặn hai bầu ngực của Nanako và Hina. Những bộ ngực vĩ đại ấy căng tròn đến mức tràn ra khỏi kẽ tay, các ngón tay của họ ép sâu vào sự mềm mại, khiến những núm vú đỏ lựng lên vì bị kích thích quá độ. Phía dưới bàn, các cô gái không hề kém cạnh khi dùng những ngón tay thon dài xoa nhẹ lên đầu bùi đang rỉ nhựa của các chàng trai, móng tay họ chọc khẽ vào lỗ bắn tinh khiến nước nhờn tuôn ra không ngừng.</w:t>
+      </w:r>
+    </w:p>
+    <w:p>
+      <w:pPr>
+        <w:rPr>
+          <w:sz w:val="22"/>
+          <w:szCs w:val="22"/>
+        </w:rPr>
+      </w:pPr>
+      <w:r>
+        <w:rPr>
+          <w:sz w:val="22"/>
+          <w:szCs w:val="22"/>
+        </w:rPr>
+        <w:lastRenderedPageBreak/>
+        <w:t>Khi đến lượt uống nước, cả nhóm thực hiện một hành động đầy biến thái: họ ép sát hai bầu ngực căng mọng của các cô gái lại với nhau để tạo thành một chiếc "bát thịt" sâu hoắm. Hana lặng lẽ đổ rượu mạnh trực tiếp vào khe ngực của Aki và Yumi. Chất lỏng cay nồng hòa quyện với vị mặn mòi của mồ hôi và hương tinh dầu trên da thịt, tạo thành một thứ hỗn hợp dâm mị mà các chàng trai phải cúi đầu húp trọn trực tiếp từ cơ thể họ. Để chấm nước sốt, Nanako và Riku dùng những miếng thức ăn quét trực tiếp lên vùng eo và cái lồn đã được cạo sạch lông của Hana, nơi nước sốt đặc quánh đang đọng lại đầy kích thích.</w:t>
+      </w:r>
+    </w:p>
+    <w:p>
+      <w:pPr>
+        <w:rPr>
+          <w:sz w:val="22"/>
+          <w:szCs w:val="22"/>
+        </w:rPr>
+      </w:pPr>
+      <w:r>
+        <w:rPr>
+          <w:sz w:val="22"/>
+          <w:szCs w:val="22"/>
+        </w:rPr>
+        <w:t>Hana, trong vai trò là một "công cụ" phục vụ, vẫn lặng lẽ quan sát tám sinh thể đang quằn quại trong cơn lốc xác thịt. Chị sẵn sàng tiến tới để liếm sạch những vệt dịch thể hoặc đồ ăn bắn tung tóe trên ngực các cô gái bằng chiếc lưỡi mặn mà của mình. Không gian phòng ăn đặc quánh mùi tinh dịch và mùi thức ăn, tiếng thịt nện "bạch bạch" vang lên chát chúa dưới gầm bàn khi sự va chạm xác thịt không hề dừng lại ngay cả khi họ đang ăn. Tám con người, hoàn toàn vứt bỏ sự tự trọng, lịm đi trong sự hưởng thụ tột cùng khi bản năng nguyên thủy dẫn dắt họ vào một vòng tuần hoàn dục vọng mới ngay trên bàn tiệc nhơ nhuốc</w:t>
+      </w:r>
+    </w:p>
+    <w:p>
+      <w:pPr>
+        <w:rPr>
+          <w:sz w:val="22"/>
+          <w:szCs w:val="22"/>
+        </w:rPr>
+      </w:pPr>
+      <w:r>
+        <w:rPr>
+          <w:sz w:val="22"/>
+          <w:szCs w:val="22"/>
+        </w:rPr>
+        <w:t>Sự cuồng loạn trên bàn tiệc thịt người của Hana dâng cao khi rượu mạnh bắt đầu ngấm vào máu, thiêu đốt mọi dây thần kinh của tám sinh thể đang khao khát dục vọng. Theo quy tắc kết nối, Ando và Sota không ngừng dùng đôi bàn tay thô bạo nhồi nhét hai bầu ngực vĩ đại của Nanako và Hina ngay trên mặt bàn; sự mềm mại đó tràn ra khỏi kẽ tay họ như những khối thịt trắng nõn đang rên rỉ dưới áp lực. Phía dưới gầm bàn, Nanako và Hina vừa rên rỉ vừa dùng những ngón tay dâm mị xoa nhẹ lên đầu bùi của hai chàng trai, móng tay họ chọt nhẹ vào lỗ bắn tinh khiến những giọt nước nhờn rỉ ra, thấm đẫm vào đùi của các chàng trai.</w:t>
+      </w:r>
+    </w:p>
+    <w:p>
+      <w:pPr>
+        <w:rPr>
+          <w:sz w:val="22"/>
+          <w:szCs w:val="22"/>
+        </w:rPr>
+      </w:pPr>
+      <w:r>
+        <w:rPr>
+          <w:sz w:val="22"/>
+          <w:szCs w:val="22"/>
+        </w:rPr>
+        <w:t>Cùng lúc đó, Aki và Yumi phối hợp với Ren và Riku tạo nên một cảnh tượng biến thái tột độ. Họ ép sát bốn bầu ngực căng mọng của hai cô gái lại với nhau thành một lòng chảo thịt, để Hana đổ trực tiếp nước sốt đậm đặc và rượu mạnh vào đó. Ren và Riku quỳ xuống sàn nhà dính nhớp, thay phiên nhau húp trọn thứ hỗn hợp dâm mị giữa vị cay nồng của rượu và vị mặn nồng từ kẽ ngực của Aki. Mỗi khi lưỡi họ lướt qua, những núm vú nhạy cảm lại dựng đứng lên, bắn ra những tia nước lồn ướt đẫm cả mặt bàn ăn.</w:t>
+      </w:r>
+    </w:p>
+    <w:p>
+      <w:pPr>
+        <w:rPr>
+          <w:sz w:val="22"/>
+          <w:szCs w:val="22"/>
+        </w:rPr>
+      </w:pPr>
+      <w:r>
+        <w:rPr>
+          <w:sz w:val="22"/>
+          <w:szCs w:val="22"/>
+        </w:rPr>
+        <w:t>Hana, với bộ ngực vĩ đại lấp ló sau tạp dề, lặng lẽ di chuyển quanh bàn, dùng lưỡi liếm sạch những vệt nước sốt đang chảy tràn trên vùng bụng phẳng lì và cái lồn nhẵn nhụi của chính mình khi nhóm bạn trẻ dùng thức ăn quét qua cơ thể chị. Không gian phòng ăn đặc quánh mùi tinh dịch và mùi mồ hôi, tiếng thịt nện "bạch bạch" vang lên chát chúa khi các chàng trai bắt đầu dùng con cu cứng ngắc của mình đâm mạnh vào sự tự trọng của các cô gái ngay giữa bữa tiệc. Cơn bão xác thịt đạt đỉnh điểm khi Nanako ra lệnh cho các chàng trai thực hiện điều luật số năm, khiến những dòng thác trắng nóng hổi đồng loạt bắn vọt ra, phủ kín thức ăn và khuôn mặt đờ đẫn của bốn cô gái trên bàn tiệc nhơ nhuốc.</w:t>
+      </w:r>
+    </w:p>
+    <w:p>
+      <w:pPr>
+        <w:rPr>
+          <w:sz w:val="22"/>
+          <w:szCs w:val="22"/>
+        </w:rPr>
+      </w:pPr>
+      <w:r>
+        <w:rPr>
+          <w:sz w:val="22"/>
+          <w:szCs w:val="22"/>
+        </w:rPr>
+        <w:t>Cơn cuồng nộ của dục vọng vẫn chưa có dấu hiệu dừng lại trên chiếc bàn tiệc đầy nhơ nhuốc, nơi thân thể của Hana trở thành một thánh đường cho sự trụy lạc. Khi đợt tinh dịch nóng hổi vừa phủ kín gương mặt các cô gái, Nanako – với đôi mắt vẫn còn đờ đẫn vì khoái cảm – gạt phăng những miếng sushi còn sót lại trên bụng Hana, ra lệnh cho các chàng trai thực hiện một nghi thức biến thái hơn. Sota và Ando lập tức nắm lấy hai bầu ngực vĩ đại của Hana, ép sát chúng lại để tạo thành một rãnh thịt sâu thẳm, rồi đổ rượu mạnh trực tiếp vào đó.</w:t>
+      </w:r>
+    </w:p>
+    <w:p>
+      <w:pPr>
+        <w:rPr>
+          <w:sz w:val="22"/>
+          <w:szCs w:val="22"/>
+        </w:rPr>
+      </w:pPr>
+      <w:r>
+        <w:rPr>
+          <w:sz w:val="22"/>
+          <w:szCs w:val="22"/>
+        </w:rPr>
+        <w:lastRenderedPageBreak/>
+        <w:t>Theo quy tắc kết nối, các chàng trai không ngừng dùng lực mạnh nhào nặn bộ ngực của các cô gái khiến chúng tràn ra khỏi kẽ tay, trong khi các cô gái lại dùng những ngón tay dâm mị mân mê đầu khấc của đối phương ngay dưới mặt bàn. Aki và Yumi quỳ xuống sàn nhà dính nhớp, thay phiên nhau liếm sạch những giọt rượu lẫn nước sốt đang chảy dọc từ hố rốn xuống tận cái lồn nhẵn nhụi vừa được cạo sạch của Hana. Tiếng thịt nện "bạch bạch" chát chúa vang vọng khắp phòng ăn hòa cùng tiếng rên rỉ đòi hỏi của Hina khi cô cố gắng dùng bầu ngực của mình làm bát hứng lấy những dòng mật ngọt trào ra từ Aki.</w:t>
+      </w:r>
+    </w:p>
+    <w:p>
+      <w:pPr>
+        <w:rPr>
+          <w:sz w:val="22"/>
+          <w:szCs w:val="22"/>
+        </w:rPr>
+      </w:pPr>
+      <w:r>
+        <w:rPr>
+          <w:sz w:val="22"/>
+          <w:szCs w:val="22"/>
+        </w:rPr>
+        <w:t>Hana, người hầu trung thành, lặng lẽ chịu đựng sự giày vò đầy kích thích, đôi mắt mặn mà quan sát tám sinh thể đang quằn quại trong cơn lốc xác thịt và mồ hôi mặn chát. Chị cúi xuống, dùng chiếc lưỡi điêu luyện của mình để "thanh tẩy" những vệt dịch thể còn sót lại trên đùi các chàng trai, trong khi tay vẫn không ngừng rót thêm rượu vào những khuôn miệng đang khát khao sự nhơ nhuốc. Không gian phòng ăn đặc quánh mùi tinh dịch, mùi đồ ăn và hương tinh dầu nồng nặc, biến bữa trưa thành một vòng tuần hoàn dục vọng tột cùng, nơi bản năng nguyên thủy đã hoàn toàn nghiền nát sự tự trọng cuối cùng của họ.</w:t>
+      </w:r>
+    </w:p>
+    <w:p>
+      <w:pPr>
+        <w:rPr>
+          <w:sz w:val="22"/>
+          <w:szCs w:val="22"/>
+        </w:rPr>
+      </w:pPr>
+      <w:r>
+        <w:rPr>
+          <w:sz w:val="22"/>
+          <w:szCs w:val="22"/>
+        </w:rPr>
+        <w:t>Bữa tiệc xác thịt trên cơ thể Hana kết thúc trong sự ngây ngất, tám con người trần trụi lết những bước chân bệ rạc rời khỏi phòng ăn để tiến về phía bãi biển tư nhân của Aki. Tại hòn đảo cô độc này, khái niệm thời gian đã hoàn toàn tan biến, chỉ còn lại bản năng nguyên thủy dẫn dắt những sinh thể dâm đãng.</w:t>
+      </w:r>
+    </w:p>
+    <w:p>
+      <w:pPr>
+        <w:rPr>
+          <w:sz w:val="22"/>
+          <w:szCs w:val="22"/>
+        </w:rPr>
+      </w:pPr>
+      <w:r>
+        <w:rPr>
+          <w:sz w:val="22"/>
+          <w:szCs w:val="22"/>
+        </w:rPr>
+        <w:t>Dưới cái nắng gắt của vùng biển, tám cơ thể nhẵn nhụi vì vừa được cạo sạch lông bắt đầu phô diễn sự nhơ nhuốc một cách công khai. Theo quy tắc trần trụi, họ khỏa thân 100% và không dùng bất cứ thứ gì che đậy. Nanako nằm ngửa trên bãi cát trắng mịn, đôi chân dang rộng đầy ngạo nghễ để Sota xoa kem chống nắng. Bàn tay thô bạo của Sota không chỉ bôi kem mà còn liên tục nhào nặn hai bầu ngực vĩ đại của nàng, khiến chúng tràn ra khỏi kẽ tay và rung lên bần bật theo từng động tác. Phía bên cạnh, Hina và Riku cùng nhau xây lâu đài cát, nhưng thực chất là đang quấn lấy nhau; những bộ ngực căng tròn dính đầy cát mịn liên tục cọ xát vào nhau, tạo nên sự kích thích tột độ khi các núm vú nhạy cảm dựng đứng lên dưới ánh mặt trời.</w:t>
+      </w:r>
+    </w:p>
+    <w:p>
+      <w:pPr>
+        <w:rPr>
+          <w:sz w:val="22"/>
+          <w:szCs w:val="22"/>
+        </w:rPr>
+      </w:pPr>
+      <w:r>
+        <w:rPr>
+          <w:sz w:val="22"/>
+          <w:szCs w:val="22"/>
+        </w:rPr>
+        <w:t>Dưới làn nước biển mặn chát, Ando và Ren đang cùng Yumi và Aki nô đùa. Những đợt sóng đánh mạnh khiến những vùng thầm kín đang rỉ mật liên tục va chạm vào sự cứng cáp gân guốc của các chàng trai. Mỗi khi một con sóng lớn ập đến, các bộ phận nhạy cảm như "vú to", "đầu ti" và "con cu" lại tung tăng, nhảy múa tự do giữa đại dương. Aki, trong cơn hưng phấn tột cùng, ra lệnh cho Hana cầm máy quay phim đi dọc bờ cát để ghi lại trọn vẹn sự trụy lạc này làm tài liệu. Hana lặng lẽ di chuyển, ống kính máy quay tập trung cận cảnh vào cái lồn hồng hào của Hina đang bị Ando thô bạo xâm chiếm ngay dưới mép nước, nơi nước biển hòa quyện với dịch thể tạo thành một hỗn hợp dâm mị.</w:t>
+      </w:r>
+    </w:p>
+    <w:p>
+      <w:pPr>
+        <w:rPr>
+          <w:sz w:val="22"/>
+          <w:szCs w:val="22"/>
+        </w:rPr>
+      </w:pPr>
+      <w:r>
+        <w:rPr>
+          <w:sz w:val="22"/>
+          <w:szCs w:val="22"/>
+        </w:rPr>
+        <w:t>Không gian bãi biển đặc quánh mùi mồ hôi mặn, mùi tinh dầu và vị mặn của biển cả. Những hình ảnh phản chiếu trên mặt nước cho thấy một khối thịt khổng lồ đang quằn quại giữa cát và sóng. Khi cơn bão dục vọng đạt đỉnh điểm trên bãi biển, họ nằm chồng chất lên nhau theo đúng điều luật số sáu, mặc cho cát lún sâu vào những vùng thầm kín nhầy nhụa, trong khi Hana vẫn đứng đó, như một bóng ma trung thành canh giữ cho thánh đường của sự trụy lạc.</w:t>
+      </w:r>
+    </w:p>
+    <w:p>
+      <w:pPr>
+        <w:rPr>
+          <w:sz w:val="22"/>
+          <w:szCs w:val="22"/>
+        </w:rPr>
+      </w:pPr>
+      <w:r>
+        <w:rPr>
+          <w:sz w:val="22"/>
+          <w:szCs w:val="22"/>
+        </w:rPr>
+        <w:lastRenderedPageBreak/>
+        <w:t>Trên bãi cát trắng phơi mình dưới cái nắng chói chang, tám cơ thể trần trụi bắt đầu một chương mới của sự trụy lạc mà không còn bất kỳ sự kiềm tỏa nào của xã hội. Theo quy tắc trần trụi, họ phô bày toàn bộ những vùng thầm kín đã được cạo sạch lông, láng bóng và nhạy cảm dưới ánh mặt trời.</w:t>
+      </w:r>
+    </w:p>
+    <w:p>
+      <w:pPr>
+        <w:rPr>
+          <w:sz w:val="22"/>
+          <w:szCs w:val="22"/>
+        </w:rPr>
+      </w:pPr>
+      <w:r>
+        <w:rPr>
+          <w:sz w:val="22"/>
+          <w:szCs w:val="22"/>
+        </w:rPr>
+        <w:t>Sota và Ando thô bạo ép Aki và Nanako nằm ngửa trên những tấm khăn trải rộng, đôi tay họ không ngừng nhồi nhét hai bầu ngực vĩ đại của các cô gái. Những bộ ngực căng tròn, vốn đã nhạy cảm sau đêm dài, nay lại tràn ra khỏi kẽ tay các chàng trai, các núm vú đỏ lựng lên và rung bần bật mỗi khi họ mạnh tay xoa bóp kem chống nắng hòa lẫn với mồ hôi mặn chát. Phía dưới, theo quy tắc kết nối, Nanako và Aki dùng những ngón tay dâm mị mân mê đầu bùi đang rỉ nhựa của đối phương, khiến sự cứng cáp gân guốc đó liên tục va chạm vào đùi và vùng bụng phẳng lì của họ.</w:t>
+      </w:r>
+    </w:p>
+    <w:p>
+      <w:pPr>
+        <w:rPr>
+          <w:sz w:val="22"/>
+          <w:szCs w:val="22"/>
+        </w:rPr>
+      </w:pPr>
+      <w:r>
+        <w:rPr>
+          <w:sz w:val="22"/>
+          <w:szCs w:val="22"/>
+        </w:rPr>
+        <w:t>Ở mép nước, Hina và Riku đang cùng Ren thực hiện một màn "xây lâu đài cát" đầy biến thái. Họ quỳ gối, để mặc cho những con sóng đánh mạnh vào những cái lồn hồng hào đang mở rộng, nước biển mặn chát tràn vào bên trong hòa cùng dịch thể còn sót lại từ đêm qua. Mỗi khi một con sóng lớn ập tới, những bộ ngực to và con cu cứng ngắc của họ lại tung tăng, va đập vào nhau tạo nên những âm thanh "bạch bạch" chát chúa giữa tiếng sóng vỗ.</w:t>
+      </w:r>
+    </w:p>
+    <w:p>
+      <w:pPr>
+        <w:rPr>
+          <w:sz w:val="22"/>
+          <w:szCs w:val="22"/>
+        </w:rPr>
+      </w:pPr>
+      <w:r>
+        <w:rPr>
+          <w:sz w:val="22"/>
+          <w:szCs w:val="22"/>
+        </w:rPr>
+        <w:t>Aki, với bản tính thích phô dâm, liên tục ra lệnh cho Hana cầm máy quay phim bám sát mọi chuyển động. Hana lặng lẽ di chuyển trên cát, ống kính tập trung cận cảnh vào cảnh Yumi đang bò dưới chân Ando, dùng lưỡi liếm sạch cát bám trên hai hòn dái và con cu đang cương cứng của anh ta theo quy tắc vệ sinh. Toàn bộ không gian bãi biển đặc quánh mùi mồ hôi, mùi tinh dầu và vị nồng của nước biển, nơi tám sinh thể quấn lấy nhau thành một khối thịt khổng lồ, nhầy nhụa và nhơ nhuốc hơn bao giờ hết dưới sự chứng kiến của bóng ma trung thành Hana</w:t>
+      </w:r>
+    </w:p>
+    <w:p>
+      <w:pPr>
+        <w:rPr>
+          <w:sz w:val="22"/>
+          <w:szCs w:val="22"/>
+        </w:rPr>
+      </w:pPr>
+      <w:r>
+        <w:rPr>
+          <w:sz w:val="22"/>
+          <w:szCs w:val="22"/>
+        </w:rPr>
+        <w:t>Aki gợi ý cả nhóm thực hiện một chuyến du ngoạn quanh hòn đảo bằng chiếc du thuyền sang trọng của mình. Dù ban đầu có vài tiếng xì xào lo ngại về việc bị người lạ bắt gặp trong tình trạng trần trụi, nhưng Nanako – với bản năng phô dâm trỗi dậy mạnh mẽ – lại cảm thấy kích thích tột độ khi nghĩ đến việc có những ánh mắt tò mò chứng kiến sự nhơ nhuốc của họ. Cuối cùng, sự dâm đãng đã chiến thắng nỗi sợ hãi, tám cơ thể nhẵn nhụi bước lên boong tàu khi hoàn toàn khỏa thân 100% theo đúng quy tắc trần trụi.</w:t>
+      </w:r>
+    </w:p>
+    <w:p>
+      <w:pPr>
+        <w:rPr>
+          <w:sz w:val="22"/>
+          <w:szCs w:val="22"/>
+        </w:rPr>
+      </w:pPr>
+      <w:r>
+        <w:rPr>
+          <w:sz w:val="22"/>
+          <w:szCs w:val="22"/>
+        </w:rPr>
+        <w:t>Giữa đại dương bao la, chiếc du thuyền lướt đi tạo nên những luồng gió biển mặn chát đập trực tiếp vào làn da nhạy cảm. Những bầu ngực vĩ đại của các cô gái tung tăng, rung rinh theo nhịp sóng, trong khi những con cu cứng ngắc của các chàng trai ngạo nghễ vươn ra đón gió. Theo quy tắc kết nối, Nanako và Hina đứng sát mạn tàu, đôi tay nắm chặt lấy sự cứng cáp của Sota và Ando, để mặc cho những hạt nước biển li ti bắn lên những cái lồn hồng hào đã được cạo sạch lông.</w:t>
+      </w:r>
+    </w:p>
+    <w:p>
+      <w:pPr>
+        <w:rPr>
+          <w:sz w:val="22"/>
+          <w:szCs w:val="22"/>
+        </w:rPr>
+      </w:pPr>
+      <w:r>
+        <w:rPr>
+          <w:sz w:val="22"/>
+          <w:szCs w:val="22"/>
+        </w:rPr>
+        <w:t>Sota thô bạo ép Nanako vào lan can tàu, đôi tay cậu bóp mạnh vào bộ ngực căng tròn khiến chúng tràn ra khỏi kẽ tay, trong khi miệng cậu ngậm chặt lấy một đầu ti đang dựng đứng vì lạnh và kích thích. Ở phía sau, Hana vẫn lặng lẽ thực hiện vai trò của mình, chị cầm máy quay theo lệnh của Aki để ghi lại cảnh tượng tám sinh thể đang quằn quại giữa không gian mở. Ống kính tập trung vào cảnh Riku và Yumi đang quỳ trên boong tàu, thay phiên nhau dùng miệng "thanh tẩy" cho Ren dưới sự quan sát đầy ngạo nghễ của cả nhóm.</w:t>
+      </w:r>
+    </w:p>
+    <w:p>
+      <w:pPr>
+        <w:rPr>
+          <w:sz w:val="22"/>
+          <w:szCs w:val="22"/>
+        </w:rPr>
+      </w:pPr>
+      <w:r>
+        <w:rPr>
+          <w:sz w:val="22"/>
+          <w:szCs w:val="22"/>
+        </w:rPr>
+        <w:lastRenderedPageBreak/>
+        <w:t>Không gian trên du thuyền đặc quánh mùi mồ hôi, mùi rượu mạnh và vị mặn nồng của biển cả. Mỗi khi tàu tăng tốc, những va chạm xác thịt lại trở nên dồn dập hơn; tiếng thịt nện "bạch bạch" hòa cùng tiếng động cơ và tiếng sóng vỗ chát chúa. Họ tận hưởng cảm giác bị phơi bày giữa thiên nhiên, nơi những vùng thầm kín ướt đẫm không ngừng tuôn trào dịch thể, biến chiếc du thuyền thành một thánh đường di động của sự trụy lạc và bản năng nguyên thủy.</w:t>
+      </w:r>
+    </w:p>
+    <w:p>
+      <w:pPr>
+        <w:rPr>
+          <w:sz w:val="22"/>
+          <w:szCs w:val="22"/>
+        </w:rPr>
+      </w:pPr>
+      <w:r>
+        <w:rPr>
+          <w:sz w:val="22"/>
+          <w:szCs w:val="22"/>
+        </w:rPr>
+        <w:t>Con tàu rẽ sóng vút đi giữa đại dương, mang theo tám linh hồn đang rực cháy trong cơn lốc xác thịt và khao khát phô diễn bản năng. Nanako, đứng ở vị trí cao nhất trên boong tàu, đôi chân nàng dang rộng đầy ngạo nghễ để đón những luồng gió biển mặn chát lùa trực tiếp vào cái lồn hồng hào vừa được cạo sạch lông, nhẵn nhụi và nhạy cảm. Theo đúng quy tắc kết nối, Sota và Ando áp sát từ phía sau, bốn bàn tay thô bạo nhồi nhét hai bộ ngực vĩ đại của Nanako và Hina khiến chúng căng tròn, tràn ra khỏi kẽ tay và rung lên bần bật theo nhịp rung của động cơ du thuyền. Những núm vú nhạy cảm, dưới tác động của gió lạnh và sự kích thích thô bạo, dựng đứng lên như những hạt mầm đỏ lựng, mời gọi sự dày vò.</w:t>
+      </w:r>
+    </w:p>
+    <w:p>
+      <w:pPr>
+        <w:rPr>
+          <w:sz w:val="22"/>
+          <w:szCs w:val="22"/>
+        </w:rPr>
+      </w:pPr>
+      <w:r>
+        <w:rPr>
+          <w:sz w:val="22"/>
+          <w:szCs w:val="22"/>
+        </w:rPr>
+        <w:t>Phía mạn tàu, Aki và Yumi không hề rụt rè mà ngược lại, họ chủ động quỳ xuống sàn tàu bóng loáng, thực hiện quy tắc vệ sinh bằng cách dùng lưỡi mút lấy sự cứng cáp đang rỉ nhựa của Ren và Riku. Những con cu cứng ngắc, gân guốc ngạo nghễ vươn ra giữa không gian bao la, liên tục va chạm vào bầu ngực và khuôn mặt của các cô gái, tạo nên những tiếng thịt nện "bạch bạch" chát chúa hòa cùng tiếng sóng vỗ. Aki vừa ngậm chặt lấy đầu bùi của Ren, vừa hướng mắt về phía đường chân trời, tận hưởng cảm giác nhơ nhuốc khi phô bày toàn bộ sự dâm đãng của mình trước thiên nhiên hoang dã.</w:t>
+      </w:r>
+    </w:p>
+    <w:p>
+      <w:pPr>
+        <w:rPr>
+          <w:sz w:val="22"/>
+          <w:szCs w:val="22"/>
+        </w:rPr>
+      </w:pPr>
+      <w:r>
+        <w:rPr>
+          <w:sz w:val="22"/>
+          <w:szCs w:val="22"/>
+        </w:rPr>
+        <w:t>Hana lặng lẽ di chuyển với máy quay phim trên tay theo lệnh của Aki, ống kính tập trung cận cảnh vào những vùng thầm kín đang rỉ mật và những vệt dịch thể bắn tung tóe lên lan can inox sáng loáng. Những hình ảnh phản chiếu trên kính cửa sổ du thuyền cho thấy một khối thịt khổng lồ đang quằn quại, nơi những bộ ngực to và con cu cứ tung tăng, nhảy múa tự do theo từng đợt sóng dữ. Không gian trên tàu đặc quánh mùi mồ hôi mặn, mùi rượu mạnh và hương tinh dầu, biến chiếc du thuyền thành một thánh đường di động của sự trụy lạc, nơi bản năng nguyên thủy đã hoàn toàn chiến thắng mọi rào cản cuối cùng.</w:t>
+      </w:r>
+    </w:p>
+    <w:p>
+      <w:pPr>
+        <w:rPr>
+          <w:sz w:val="22"/>
+          <w:szCs w:val="22"/>
+        </w:rPr>
+      </w:pPr>
+      <w:r>
+        <w:rPr>
+          <w:sz w:val="22"/>
+          <w:szCs w:val="22"/>
+        </w:rPr>
+        <w:t>Cơn lốc dục vọng trên du thuyền càng lúc càng trở nên điên cuồng khi con tàu tiến vào vùng biển động, khiến những cơ thể trần trụi mất thăng bằng và ngã nhào lên nhau thành một khối thịt khổng lồ. Nanako, trong cơn hưng phấn tột độ vì được phô bày sự dâm đãng giữa thiên nhiên, ra lệnh cho các chàng trai thực hiện quy tắc kết nối ngay tại mũi tàu. Sota và Ando lập tức nắm chặt lấy hai bầu ngực vĩ đại của Nanako và Hina, dùng lực mạnh nhào nặn khiến chúng tràn ra khỏi lòng bàn tay, trong khi các cô gái quỳ sụp xuống, đôi tay dâm mị xoa nhẹ lên đầu bùi của đối phương.</w:t>
+      </w:r>
+    </w:p>
+    <w:p>
+      <w:pPr>
+        <w:rPr>
+          <w:sz w:val="22"/>
+          <w:szCs w:val="22"/>
+        </w:rPr>
+      </w:pPr>
+      <w:r>
+        <w:rPr>
+          <w:sz w:val="22"/>
+          <w:szCs w:val="22"/>
+        </w:rPr>
+        <w:t>Dưới sự chỉ đạo của Aki, Hana lặng lẽ điều chỉnh góc quay, tập trung vào sự va chạm chát chúa giữa những vùng thầm kín nhẵn nhụi và mặt sàn tàu trơn trượt vì nước biển. Ren và Riku ép sát Aki và Yumi vào lớp kính của cabin, nơi những bộ ngực to và những núm vú đỏ lựng bị ép chặt, biến dạng đầy kích thích. Theo quy tắc vệ sinh, mỗi khi một chàng trai có dấu hiệu đạt đỉnh do sự rung lắc của con tàu và sự mút mát của các cô gái, họ lại tranh nhau để được "thanh tẩy" triệt để những dòng tinh dịch nóng hổi vừa phun trào.</w:t>
+      </w:r>
+    </w:p>
+    <w:p>
+      <w:pPr>
+        <w:rPr>
+          <w:sz w:val="22"/>
+          <w:szCs w:val="22"/>
+        </w:rPr>
+      </w:pPr>
+      <w:r>
+        <w:rPr>
+          <w:sz w:val="22"/>
+          <w:szCs w:val="22"/>
+        </w:rPr>
+        <w:lastRenderedPageBreak/>
+        <w:t>Gió biển thổi mạnh, làm tung tăng những con cu cứng ngắc và những bộ ngực căng tròn dính bết dịch thể. Những tiếng rên rỉ hòa cùng tiếng động cơ gầm rú tạo nên một bản giao hưởng của bản năng nguyên thủy. Aki vừa tận hưởng sự thô bạo của Ren, vừa cười đầy ngạo nghễ khi nhìn thấy Hana ghi lại từng khoảnh khắc nhơ nhuốc của mình. Không gian trên du thuyền lúc này đặc quánh mùi mồ hôi mặn, mùi rượu và vị nồng nặc của nước lồn đang rỉ ra từ những cái lồn hồng hào, biến chuyến đi biển thành một hành trình tận diệt mọi quy tắc xã hội cuối cùng giữa đại dương bao la.</w:t>
+      </w:r>
+    </w:p>
+    <w:p>
+      <w:pPr>
+        <w:rPr>
+          <w:sz w:val="22"/>
+          <w:szCs w:val="22"/>
+        </w:rPr>
+      </w:pPr>
+    </w:p>
+    <w:p>
+      <w:pPr>
+        <w:rPr>
+          <w:sz w:val="22"/>
+          <w:szCs w:val="22"/>
+        </w:rPr>
+      </w:pPr>
+    </w:p>
+    <w:p>
+      <w:pPr>
+        <w:rPr>
+          <w:sz w:val="22"/>
+          <w:szCs w:val="22"/>
+        </w:rPr>
+      </w:pPr>
+      <w:r>
+        <w:rPr>
+          <w:sz w:val="22"/>
+          <w:szCs w:val="22"/>
+        </w:rPr>
+        <w:t>Khi hoàng hôn buông xuống trên hòn đảo tư nhân, biệt thự của Aki rực sáng dưới ánh đèn vàng mờ ảo, khởi đầu cho một đêm tận diệt lý trí. Tám cơ thể trần trụi, vẫn còn vương mùi mồ hôi mặn chát và nước biển từ chuyến du thuyền, lết những bước chân bệ rạc nhưng đầy kích thích về phía sảnh chính – nơi một bữa tiệc của ánh sáng và dục vọng đã được thiết lập sẵn. Theo quy tắc trần trụi, họ khỏa thân 100%, phô bày những vùng thầm kín nhẵn nhụi, hồng hào dưới ánh đèn neon rực rỡ, biến không gian thành một thánh đường của sự trụy lạc.</w:t>
+      </w:r>
+    </w:p>
+    <w:p>
+      <w:pPr>
+        <w:rPr>
+          <w:sz w:val="22"/>
+          <w:szCs w:val="22"/>
+        </w:rPr>
+      </w:pPr>
+      <w:r>
+        <w:rPr>
+          <w:sz w:val="22"/>
+          <w:szCs w:val="22"/>
+        </w:rPr>
+        <w:t>Bữa tiệc tối diễn ra trong sự hỗn loạn của cảm giác xác thịt. Những khay rượu mạnh và tinh dầu bôi trơn liên tục được mang ra khi Nanako ra lệnh. Theo quy tắc kết nối, khi ngồi vào bàn tiệc, các chàng trai Sota, Ando và Ren liên tục dùng lực tay thô bạo nhào nặn những bộ ngực vĩ đại của Nanako, Hina, Aki và Riku; những bầu ngực căng tròn dính bết mồ hôi tràn ra khỏi kẽ tay họ, với các núm vú đỏ lựng lên vì bị kích thích quá độ. Ở phía dưới gầm bàn, các cô gái không ngừng dùng ngón tay dâm mị xoa nhẹ đầu bùi đang rỉ nhựa của đối phương, khiến sự cứng cáp gân guốc đó liên tục va chạm vào đùi và vùng bụng phẳng lì. Họ dùng bầu ngực ép sát lại để làm "bát" hứng rượu, húp trọn thứ chất lỏng cay nồng hòa quyện với vị mặn mòi của da thịt ngay trên bàn tiệc nhơ nhuốc.</w:t>
+      </w:r>
+    </w:p>
+    <w:p>
+      <w:pPr>
+        <w:rPr>
+          <w:sz w:val="22"/>
+          <w:szCs w:val="22"/>
+        </w:rPr>
+      </w:pPr>
+      <w:r>
+        <w:rPr>
+          <w:sz w:val="22"/>
+          <w:szCs w:val="22"/>
+        </w:rPr>
+        <w:t>Hana đứng ở góc tối, đôi mắt mặn màng quan sát tám sinh thể đang quằn quại trong cơn lốc xác thịt, sẵn sàng tiến tới để lau chùi những vệt dịch thể bắn tung tóe hoặc rót thêm rượu vào những khuôn miệng đang rên rỉ vì khát khao. Không gian đặc quánh mùi tinh dịch, mùi mồ hôi và hương tinh dầu nồng nặc đến mức có thể nếm được trên đầu lưỡi. Dưới những tấm gương phản chiếu trọn vẹn sự nhơ nhuốc, họ thực hiện những cuộc hoán đổi xác thịt không giới hạn, nơi những cú thúc thô bạo tạo nên tiếng thịt nện "bạch bạch" chát chúa vang vọng khắp biệt thự.</w:t>
+      </w:r>
+    </w:p>
+    <w:p>
+      <w:pPr>
+        <w:rPr>
+          <w:sz w:val="22"/>
+          <w:szCs w:val="22"/>
+        </w:rPr>
+      </w:pPr>
+      <w:r>
+        <w:rPr>
+          <w:sz w:val="22"/>
+          <w:szCs w:val="22"/>
+        </w:rPr>
+        <w:t>Đến cuối đêm, khi cơn bão đạt đỉnh điểm và mọi sức lực đã cạn kiệt, tám con người lịm đi trong sự kiệt quệ tột cùng trên lớp nệm sofa và sàn nhà loang lổ dịch thể. Họ nằm chồng chất lên nhau theo đúng điều luật số sáu, để bản năng nguyên thủy dẫn dắt vào giấc ngủ chập chờn sau chuỗi ngày dài đắm chìm trong sự dâm đãng. Hana lặng lẽ tiến tới, dùng những dải lụa mềm mại thấm rượu để lau sơ qua những gương mặt đang đờ đẫn vì khoái cảm, rồi đứng đó như một bóng ma trung thành canh giữ cho sự tĩnh lặng đầy trụy lạc giữa hòn đảo cô độc</w:t>
+      </w:r>
+      <w:r>
+        <w:rPr>
+          <w:sz w:val="22"/>
+          <w:szCs w:val="22"/>
+        </w:rPr>
+        <w:t>.</w:t>
+      </w:r>
+    </w:p>
+    <w:p>
+      <w:pPr>
+        <w:rPr>
+          <w:sz w:val="22"/>
+          <w:szCs w:val="22"/>
+        </w:rPr>
+      </w:pPr>
+      <w:r>
+        <w:rPr>
+          <w:sz w:val="22"/>
+          <w:szCs w:val="22"/>
+        </w:rPr>
+        <w:t xml:space="preserve">Khi bóng đêm hoàn toàn ngự trị trên hòn đảo, bữa tiệc ánh sáng trong biệt thự của Aki chuyển mình từ sự náo nhiệt sang một trạng thái đê mê, kiệt quệ. Tám cơ thể trần trụi, sau khi đã thỏa thuê với những trò chơi dâm dục và men rượu cay nồng trên bàn tiệc, bắt đầu lết những bước chân bệ rạc về phía trung </w:t>
+      </w:r>
+      <w:r>
+        <w:rPr>
+          <w:sz w:val="22"/>
+          <w:szCs w:val="22"/>
+        </w:rPr>
+        <w:lastRenderedPageBreak/>
+        <w:t>tâm phòng khách – nơi ánh đèn vàng mờ ảo phản chiếu sự nhơ nhuốc lên những tấm gương ốp sát trần nhà.</w:t>
+      </w:r>
+    </w:p>
+    <w:p>
+      <w:pPr>
+        <w:rPr>
+          <w:sz w:val="22"/>
+          <w:szCs w:val="22"/>
+        </w:rPr>
+      </w:pPr>
+      <w:r>
+        <w:rPr>
+          <w:sz w:val="22"/>
+          <w:szCs w:val="22"/>
+        </w:rPr>
+        <w:t>Theo đúng quy tắc kết nối, ngay cả khi mệt lử, các cô gái vẫn dùng đôi tay mềm mại nắm chặt lấy con cu đang dần mềm xuống của các chàng trai, trong khi Sota và Ando vẫn theo bản năng bóp mạnh vào hai bầu ngực vĩ đại của Nanako và Aki. Những bộ ngực căng tròn, giờ đây dính bết mồ hôi và nước sốt từ bữa ăn, vẫn tràn ra khỏi kẽ tay họ như những khối thịt trắng nõn đang rên rỉ dưới áp lực. Nanako, dù đôi chân đã run rẩy không đứng vững, vẫn cố rướn người để Sota và Ren dìu đi, cảm nhận sự va chạm xác thịt chát chúa mỗi khi da thịt họ chạm vào nhau.</w:t>
+      </w:r>
+    </w:p>
+    <w:p>
+      <w:pPr>
+        <w:rPr>
+          <w:sz w:val="22"/>
+          <w:szCs w:val="22"/>
+        </w:rPr>
+      </w:pPr>
+      <w:r>
+        <w:rPr>
+          <w:sz w:val="22"/>
+          <w:szCs w:val="22"/>
+        </w:rPr>
+        <w:t>Aki ra lệnh cho Hana thực hiện vòng "thanh tẩy" cuối cùng trước khi ngủ. Người hầu dâm mị lặng lẽ di chuyển với khay tinh dầu và rượu mạnh, quỳ xuống liếm sạch những vệt dịch thể và thức ăn còn sót lại trên những cái lồn hồng hào vừa được cạo nhẵn thín của Hina và Riku. Tiếng lưỡi mút mát hòa cùng tiếng rên rỉ yếu ớt tạo nên một bầu không khí đặc quánh dục vọng lần cuối trước khi cơn bão thực sự đi qua.</w:t>
+      </w:r>
+    </w:p>
+    <w:p>
+      <w:pPr>
+        <w:rPr>
+          <w:sz w:val="22"/>
+          <w:szCs w:val="22"/>
+        </w:rPr>
+      </w:pPr>
+      <w:r>
+        <w:rPr>
+          <w:sz w:val="22"/>
+          <w:szCs w:val="22"/>
+        </w:rPr>
+        <w:t>Cuối cùng, sự kiệt quệ tột cùng đã đánh gục tám sinh thể. Họ không còn sức để di chuyển về phòng ngủ riêng mà ngã nhào, nằm chồng chất lên nhau ngay trên lớp nệm sofa và sàn nhà loang lổ dịch thể theo đúng điều luật số sáu. Aki nằm giữa, gương mặt đờ đẫn vì khoái cảm, một tay vẫn nắm chặt con cu của Sota, trong khi Yumi gục mặt vào giữa hai khe đùi của nàng tiểu thư. Hina và Riku quấn lấy nhau thành một khối thịt, miệng vẫn ngậm lấy những núm vú nhạy cảm của đối phương.</w:t>
+      </w:r>
+    </w:p>
+    <w:p>
+      <w:pPr>
+        <w:rPr>
+          <w:sz w:val="22"/>
+          <w:szCs w:val="22"/>
+        </w:rPr>
+      </w:pPr>
+      <w:r>
+        <w:rPr>
+          <w:sz w:val="22"/>
+          <w:szCs w:val="22"/>
+        </w:rPr>
+        <w:t>Hana đứng đó, như một bóng ma trung thành giữa thánh đường của sự trụy lạc, lặng lẽ dùng những dải lụa mềm thấm rượu để lau sơ qua những gương mặt đang chìm vào giấc ngủ chập chờn. Hòn đảo tư nhân lại trở về với sự tĩnh lặng đầy nhơ nhuốc, chỉ còn tiếng sóng vỗ rì rào hòa cùng hơi thở nồng nặc mùi tinh dịch và xác thịt của tám con người đã hoàn toàn vứt bỏ sự tự trọng cuối cùng.</w:t>
+      </w:r>
+    </w:p>
+    <w:p>
+      <w:pPr>
+        <w:rPr>
+          <w:sz w:val="22"/>
+          <w:szCs w:val="22"/>
+        </w:rPr>
+      </w:pPr>
+      <w:r>
+        <w:rPr>
+          <w:sz w:val="22"/>
+          <w:szCs w:val="22"/>
+        </w:rPr>
+        <w:t>Khi bóng đêm hoàn toàn ngự trị trên hòn đảo, bữa tiệc ánh sáng trong biệt thự của Aki chuyển mình từ sự náo nhiệt sang một trạng thái đê mê, kiệt quệ. Tám cơ thể trần trụi, sau khi đã thỏa thuê với những trò chơi dâm dục và men rượu cay nồng trên bàn tiệc, bắt đầu lết những bước chân bệ rạc về phía trung tâm phòng khách – nơi ánh đèn vàng mờ ảo phản chiếu sự nhơ nhuốc lên những tấm gương ốp sát trần nhà.</w:t>
+      </w:r>
+    </w:p>
+    <w:p>
+      <w:pPr>
+        <w:rPr>
+          <w:sz w:val="22"/>
+          <w:szCs w:val="22"/>
+        </w:rPr>
+      </w:pPr>
+      <w:r>
+        <w:rPr>
+          <w:sz w:val="22"/>
+          <w:szCs w:val="22"/>
+        </w:rPr>
+        <w:t>Theo đúng quy tắc kết nối, ngay cả khi mệt lử, các cô gái vẫn dùng đôi tay mềm mại nắm chặt lấy con cu đang dần mềm xuống của các chàng trai, trong khi Sota và Ando vẫn theo bản năng bóp mạnh vào hai bầu ngực vĩ đại của Nanako và Aki. Những bộ ngực căng tròn, giờ đây dính bết mồ hôi và nước sốt từ bữa ăn, vẫn tràn ra khỏi kẽ tay họ như những khối thịt trắng nõn đang rên rỉ dưới áp lực. Nanako, dù đôi chân đã run rẩy không đứng vững, vẫn cố rướn người để Sota và Ren dìu đi, cảm nhận sự va chạm xác thịt chát chúa mỗi khi da thịt họ chạm vào nhau.</w:t>
+      </w:r>
+    </w:p>
+    <w:p>
+      <w:pPr>
+        <w:rPr>
+          <w:sz w:val="22"/>
+          <w:szCs w:val="22"/>
+        </w:rPr>
+      </w:pPr>
+      <w:r>
+        <w:rPr>
+          <w:sz w:val="22"/>
+          <w:szCs w:val="22"/>
+        </w:rPr>
+        <w:t>Aki ra lệnh cho Hana thực hiện vòng "thanh tẩy" cuối cùng trước khi ngủ. Người hầu dâm mị lặng lẽ di chuyển với khay tinh dầu và rượu mạnh, quỳ xuống liếm sạch những vệt dịch thể và thức ăn còn sót lại trên những cái lồn hồng hào vừa được cạo nhẵn thín của Hina và Riku. Tiếng lưỡi mút mát hòa cùng tiếng rên rỉ yếu ớt tạo nên một bầu không khí đặc quánh dục vọng lần cuối trước khi cơn bão thực sự đi qua.</w:t>
+      </w:r>
+    </w:p>
+    <w:p>
+      <w:pPr>
+        <w:rPr>
+          <w:sz w:val="22"/>
+          <w:szCs w:val="22"/>
+        </w:rPr>
+      </w:pPr>
+      <w:r>
+        <w:rPr>
+          <w:sz w:val="22"/>
+          <w:szCs w:val="22"/>
+        </w:rPr>
+        <w:lastRenderedPageBreak/>
+        <w:t>Cuối cùng, sự kiệt quệ tột cùng đã đánh gục tám sinh thể. Họ không còn sức để di chuyển về phòng ngủ riêng mà ngã nhào, nằm chồng chất lên nhau ngay trên lớp nệm sofa và sàn nhà loang lổ dịch thể theo đúng điều luật số sáu. Aki nằm giữa, gương mặt đờ đẫn vì khoái cảm, một tay vẫn nắm chặt con cu của Sota, trong khi Yumi gục mặt vào giữa hai khe đùi của nàng tiểu thư. Hina và Riku quấn lấy nhau thành một khối thịt, miệng vẫn ngậm lấy những núm vú nhạy cảm của đối phương.</w:t>
+      </w:r>
+    </w:p>
+    <w:p>
+      <w:pPr>
+        <w:rPr>
+          <w:sz w:val="22"/>
+          <w:szCs w:val="22"/>
+        </w:rPr>
+      </w:pPr>
+      <w:r>
+        <w:rPr>
+          <w:sz w:val="22"/>
+          <w:szCs w:val="22"/>
+        </w:rPr>
+        <w:t>Hana đứng đó, như một bóng ma trung thành giữa thánh đường của sự trụy lạc, lặng lẽ dùng những dải lụa mềm thấm rượu để lau sơ qua những gương mặt đang chìm vào giấc ngủ chập chờn. Hòn đảo tư nhân lại trở về với sự tĩnh lặng đầy nhơ nhuốc, chỉ còn tiếng sóng vỗ rì rào hòa cùng hơi thở nồng nặc mùi tinh dịch và xác thịt của tám con người đã hoàn toàn vứt bỏ sự tự trọng cuối cùng.</w:t>
+      </w:r>
+    </w:p>
+    <w:p>
+      <w:pPr>
+        <w:rPr>
+          <w:sz w:val="22"/>
+          <w:szCs w:val="22"/>
+        </w:rPr>
+      </w:pPr>
+      <w:r>
+        <w:rPr>
+          <w:sz w:val="22"/>
+          <w:szCs w:val="22"/>
+        </w:rPr>
+        <w:t>Hana, người hầu trung thành và là bóng ma canh giữ thánh đường dục vọng, cuối cùng cũng không thể cưỡng lại sự mời gọi của bản năng sau khi đã phục vụ tám sinh thể suốt những ngày dài. Dù luôn giữ vẻ lặng lẽ và mặn mà, cơ thể chị lúc này đã phản bội lại sự điềm tĩnh đó. Hai bầu ngực vĩ đại lấp ló sau chiếc tạp dề mỏng manh bắt đầu căng cứng và rỉ ra những giọt sữa trắng ngần, minh chứng cho sự hưng phấn tột độ khi phải quan sát những màn hành hoan điên cuồng. Những giọt sữa ngọt lịm hòa quyện cùng mùi mồ hôi mặn chát, chảy dọc theo vùng bụng phẳng lì xuống đến cái lồn nhẵn nhụi cũng đang không ngừng tuôn trào dịch thể.</w:t>
+      </w:r>
+    </w:p>
+    <w:p>
+      <w:pPr>
+        <w:rPr>
+          <w:sz w:val="22"/>
+          <w:szCs w:val="22"/>
+        </w:rPr>
+      </w:pPr>
+      <w:r>
+        <w:rPr>
+          <w:sz w:val="22"/>
+          <w:szCs w:val="22"/>
+        </w:rPr>
+        <w:t>Khi cả nhóm tám người đã hoàn toàn lịm đi vì kiệt quệ trên lớp nệm sofa loang lổ, Hana lặng lẽ trút bỏ chiếc tạp dề cuối cùng, phô bày cơ thể dâm mị trần trụi 100% theo đúng quy tắc trần trụi của hòn đảo. Chị nhẹ nhàng len lỏi vào giữa khối thịt khổng lồ đó, nằm xuống cạnh Nanako và Aki. Cái lồn ướt đẫm của chị chạm vào làn da nhầy nhụa của những người trẻ, để mặc cho dòng nước lồn chảy tràn ra sàn nhà và bám vào đùi của các chàng trai.</w:t>
+      </w:r>
+    </w:p>
+    <w:p>
+      <w:pPr>
+        <w:rPr>
+          <w:sz w:val="22"/>
+          <w:szCs w:val="22"/>
+        </w:rPr>
+      </w:pPr>
+      <w:r>
+        <w:rPr>
+          <w:sz w:val="22"/>
+          <w:szCs w:val="22"/>
+        </w:rPr>
+        <w:t>Trong không gian đặc quánh mùi tinh dịch và hương tinh dầu, Hana nhắm mắt lại, tận hưởng cảm giác da thịt va chạm và sự tự do tuyệt đối khi không còn một mảnh vải che thân. Chị nằm đó, một tay vẫn cầm dải lụa mềm nhưng đôi chân đã dang rộng để đón nhận sự mệt mỏi đầy khoái cảm, hòa nhập hoàn toàn vào vòng tuần hoàn dục vọng của hòn đảo cô độc khi ánh trăng rọi thẳng vào những vùng thầm kín đang rỉ mật của chín con người.</w:t>
+      </w:r>
+    </w:p>
+    <w:p>
+      <w:pPr>
+        <w:rPr>
+          <w:sz w:val="22"/>
+          <w:szCs w:val="22"/>
+        </w:rPr>
+      </w:pPr>
+    </w:p>
+    <w:p>
+      <w:pPr>
+        <w:rPr>
+          <w:sz w:val="22"/>
+          <w:szCs w:val="22"/>
+        </w:rPr>
+      </w:pPr>
+    </w:p>
+    <w:p>
+      <w:pPr>
+        <w:rPr>
+          <w:sz w:val="22"/>
+          <w:szCs w:val="22"/>
+        </w:rPr>
+      </w:pPr>
     </w:p>
     <w:sectPr>
       <w:pgSz w:w="12240" w:h="15840"/>
@@ -1121,7 +2167,6 @@
   <w:style w:type="character" w:default="1" w:styleId="DefaultParagraphFont">
     <w:name w:val="Default Paragraph Font"/>
     <w:uiPriority w:val="1"/>
-    <w:semiHidden/>
     <w:unhideWhenUsed/>
   </w:style>
   <w:style w:type="table" w:default="1" w:styleId="TableNormal">

--- a/Hoàn thành - doc/chapter 5 nghỉ dưỡng 1.docx
+++ b/Hoàn thành - doc/chapter 5 nghỉ dưỡng 1.docx
@@ -515,1020 +515,6 @@
           <w:szCs w:val="22"/>
         </w:rPr>
       </w:pPr>
-    </w:p>
-    <w:p>
-      <w:pPr>
-        <w:rPr>
-          <w:sz w:val="22"/>
-          <w:szCs w:val="22"/>
-        </w:rPr>
-      </w:pPr>
-      <w:r>
-        <w:rPr>
-          <w:sz w:val="22"/>
-          <w:szCs w:val="22"/>
-        </w:rPr>
-        <w:t>Dưới những tấm gương lớn ốp sát trần nhà, ánh nắng 10 giờ sáng rọi thẳng vào một khối thịt khổng lồ gồm tám cơ thể đang quấn chặt lấy nhau trong sự kiệt quệ. Aki, nàng tiểu thư chủ nhân hòn đảo, là người tỉnh dậy đầu tiên nhưng cô thấy mình hoàn toàn bất lực vì hai bộ ngực căng tròn đang bị bàn tay của Sota và Ando bóp chặt ngay cả trong giấc ngủ. Ở phía dưới, Yumi vẫn còn chìm trong cơn mộng mị, khuôn mặt cô áp sát vào cái lồn nhầy nhụa của Aki, trong khi bàn tay nhỏ nhắn của cô vẫn thực hiện đúng quy tắc kết nối là nắm chặt lấy con cu đang rỉ nhựa của Sota.</w:t>
-      </w:r>
-    </w:p>
-    <w:p>
-      <w:pPr>
-        <w:rPr>
-          <w:sz w:val="22"/>
-          <w:szCs w:val="22"/>
-        </w:rPr>
-      </w:pPr>
-      <w:r>
-        <w:rPr>
-          <w:sz w:val="22"/>
-          <w:szCs w:val="22"/>
-        </w:rPr>
-        <w:t>Cùng lúc đó, Nanako rướn người dậy từ trung tâm bãi dịch thể, đôi chân nàng vẫn còn dang rộng đầy ngạo nghễ sau một đêm bị công phá từ hai phía. Nàng cảm nhận được sự cứng cáp của Ren vẫn còn kẹt giữa hai kẽ mông mình, tạo nên một cảm giác đầy đặn và nhơ nhuốc. Bên cạnh họ, Hina và Riku nằm chồng chất lên nhau theo đúng điều luật số sáu; Hina dù đang ngủ nhưng miệng vẫn ngậm lấy một đầu ti của Riku, trong khi đôi chân của Riku quắp chặt lấy hông của Ando. Không gian phòng ngủ đặc quánh mùi tinh dịch, mùi mồ hôi mặn chát và hương tinh dầu nồng nặc đến mức có thể nếm được trên đầu lưỡi khi họ bắt đầu cựa mình thức giấc.</w:t>
-      </w:r>
-    </w:p>
-    <w:p>
-      <w:pPr>
-        <w:rPr>
-          <w:sz w:val="22"/>
-          <w:szCs w:val="22"/>
-        </w:rPr>
-      </w:pPr>
-      <w:r>
-        <w:rPr>
-          <w:sz w:val="22"/>
-          <w:szCs w:val="22"/>
-        </w:rPr>
-        <w:lastRenderedPageBreak/>
-        <w:t>Hana lặng lẽ di chuyển qua những mảnh gương vỡ và vũng dịch thể, dùng đôi tay điêu luyện để đánh thức những giác quan đang ngủ quên của nhóm bạn trẻ bằng hơi men cay nồng. Sota, sau khi liếm sạch những vệt tinh đặc trên ngực Aki, thô bạo kéo nàng đứng dậy, khiến đôi gò bồng đảo căng tròn đập mạnh vào lồng ngực gân guốc của cậu. Theo quy tắc kết nối, Aki lập tức đưa tay nắm chặt lấy con cu đang dần thức tỉnh của Sota, trong khi tay kia của cậu bóp chặt lấy bầu vú vĩ đại của nàng như một sự chiếm hữu tuyệt đối.</w:t>
-      </w:r>
-    </w:p>
-    <w:p>
-      <w:pPr>
-        <w:rPr>
-          <w:sz w:val="22"/>
-          <w:szCs w:val="22"/>
-        </w:rPr>
-      </w:pPr>
-      <w:r>
-        <w:rPr>
-          <w:sz w:val="22"/>
-          <w:szCs w:val="22"/>
-        </w:rPr>
-        <w:t>Cả nhóm tám người, hoàn toàn trần trụi và nhễ nhại, lết những bước chân bệ rạc về phía cửa sổ lớn sát trần. Nanako, với đôi chân vẫn còn run rẩy sau những cú thúc thô bạo từ đêm trước, là người đẩy tung cánh cửa kính. Ánh nắng chói chang của hòn đảo tư nhân tràn vào, rọi thẳng lên những cơ thể nhầy nhụa, làm nổi bật những vùng thầm kín đang rỉ mật của Hina và Riku. Họ cùng nhau bước ra ban công, nơi làn gió biển mặn chát thổi qua những núm vú nhạy cảm đang dựng đứng vì kích thích. Tại đây, dưới sự quan sát của Hana, Nanako thiết lập lại đội hình di chuyển đầy biến thái.</w:t>
-      </w:r>
-    </w:p>
-    <w:p>
-      <w:pPr>
-        <w:rPr>
-          <w:sz w:val="22"/>
-          <w:szCs w:val="22"/>
-        </w:rPr>
-      </w:pPr>
-      <w:r>
-        <w:rPr>
-          <w:sz w:val="22"/>
-          <w:szCs w:val="22"/>
-        </w:rPr>
-        <w:t>Khi rời khỏi ban công để tiến về phía cầu thang, nhóm bắt đầu thực hiện nghi thức kết nối một cách triệt để. Hina và Riku quỳ thấp người, vừa bò vừa dùng miệng "thanh tẩy" đầu buồi của Ando và Ren, trong khi hai chàng trai không ngừng dùng lực tay nhồi nhét, kéo căng những bầu ngực căng mọng của các cô gái lên cao. Những tiếng rên rỉ đòi hỏi và tiếng thịt nện nhau chát chúa bắt đầu vang vọng dọc hành lang biệt thự rực sáng. Aki và Yumi bám sát phía sau, tay họ không rời khỏi sự cứng cáp của đối phương, tạo thành một dải thịt quằn quại đang di chuyển xuống lầu, chuẩn bị cho một vòng tuần hoàn dục vọng mới tại bàn ăn dưới sự phục vụ của bóng ma trung thành Hana</w:t>
-      </w:r>
-    </w:p>
-    <w:p>
-      <w:pPr>
-        <w:rPr>
-          <w:sz w:val="22"/>
-          <w:szCs w:val="22"/>
-        </w:rPr>
-      </w:pPr>
-      <w:r>
-        <w:rPr>
-          <w:sz w:val="22"/>
-          <w:szCs w:val="22"/>
-        </w:rPr>
-        <w:t>Tiếng chân trần bết dính nện trên bậc thang gỗ tạo nên những âm thanh dâm mị khi cả nhóm tám người di chuyển xuống tầng trệt. Theo đúng quy tắc kết nối, Nanako và Hina đi trước, tay nắm chặt con cu đang bắt đầu cương cứng của Sota và Ando, trong khi hai chàng trai không ngừng dùng lực bóp mạnh vào hai bầu ngực vĩ đại của các cô gái, khiến những núm vú đỏ lựng lên vì bị nhồi nhét quá độ. Aki và Yumi đi sau, họ quấn lấy Ren và Riku thành một khối thịt quằn quại, nơi những vùng thầm kín nhẵn nhụi sau khi được cạo sạch liên tục cọ xát vào nhau, để lại những vệt dịch thể loang lổ trên lối đi.</w:t>
-      </w:r>
-    </w:p>
-    <w:p>
-      <w:pPr>
-        <w:rPr>
-          <w:sz w:val="22"/>
-          <w:szCs w:val="22"/>
-        </w:rPr>
-      </w:pPr>
-      <w:r>
-        <w:rPr>
-          <w:sz w:val="22"/>
-          <w:szCs w:val="22"/>
-        </w:rPr>
-        <w:t>Điểm đến của họ là phòng tắm lộ thiên nằm ở phía sau biệt thự, một không gian mở được bao quanh bởi những bức tường đá tự nhiên và tán cây rừng nhiệt đới, nơi ánh nắng mặt trời rọi thẳng vào bồn tắm sục khổng lồ. Vừa bước vào không gian trần trụi này, Nanako lập tức ra lệnh cho cả nhóm thực hiện quy tắc trần trụi tuyệt đối dưới làn nước. Tám cơ thể nhào vào bồn nước ấm, tạo nên một sự hỗn loạn của da thịt.</w:t>
-      </w:r>
-    </w:p>
-    <w:p>
-      <w:pPr>
-        <w:rPr>
-          <w:sz w:val="22"/>
-          <w:szCs w:val="22"/>
-        </w:rPr>
-      </w:pPr>
-      <w:r>
-        <w:rPr>
-          <w:sz w:val="22"/>
-          <w:szCs w:val="22"/>
-        </w:rPr>
-        <w:t>Nanako chủ động cầm vòi sen xịt mạnh vào giữa khe lồn hồng hào của Hina để tẩy rửa những lớp tinh dịch đóng vảy từ đêm qua, trong khi Hina rên rỉ đầy kích thích, hai tay ôm lấy bộ ngực căng tròn để Nanako dễ dàng liếm láp. Ở phía đối diện, Riku và Aki quỳ xuống dưới làn nước, thay phiên nhau dùng miệng "thanh tẩy" sự cứng cáp đang rỉ nhựa của Sota và Ren theo quy tắc vệ sinh nghiêm ngặt. Những dòng tinh dịch trắng đục hòa cùng nước sạch tuôn trào ra từ những cái lồn ẩm ướt, tạo thành một thứ hỗn hợp dâm mị chảy tràn qua thành bồn đá.</w:t>
-      </w:r>
-    </w:p>
-    <w:p>
-      <w:pPr>
-        <w:rPr>
-          <w:sz w:val="22"/>
-          <w:szCs w:val="22"/>
-        </w:rPr>
-      </w:pPr>
-      <w:r>
-        <w:rPr>
-          <w:sz w:val="22"/>
-          <w:szCs w:val="22"/>
-        </w:rPr>
-        <w:t xml:space="preserve">Ando không để Yumi nghỉ ngơi; anh ép chặt cô vào vách đá lạnh lẽo, một tay bóp vú, một tay đưa xuống mâm mê cái lồn vừa được cạo sạch lông, láng bóng và nhạy cảm của cô. Yumi gào lên yêu cầu Ando phải </w:t>
-      </w:r>
-      <w:r>
-        <w:rPr>
-          <w:sz w:val="22"/>
-          <w:szCs w:val="22"/>
-        </w:rPr>
-        <w:lastRenderedPageBreak/>
-        <w:t>dùng con cu gân guốc đâm mạnh vào sự tự trọng của mình, trong khi cô vẫn không quên dùng tay sục kẹo cho Sota bên cạnh. Hana lặng lẽ đứng ở một góc khuất của phòng tắm, tay cầm những chai tinh dầu bôi trơn và rượu mạnh, sẵn sàng tiến tới để đổ trực tiếp lên cơ thể các cô gái, biến buổi tắm rửa thành một cuộc hành hoan tập thể đầy nhơ nhuốc giữa thiên nhiên hoang dã.</w:t>
-      </w:r>
-    </w:p>
-    <w:p>
-      <w:pPr>
-        <w:rPr>
-          <w:sz w:val="22"/>
-          <w:szCs w:val="22"/>
-        </w:rPr>
-      </w:pPr>
-      <w:r>
-        <w:rPr>
-          <w:sz w:val="22"/>
-          <w:szCs w:val="22"/>
-        </w:rPr>
-        <w:t>Tiếng cười dâm mị của Nanako vang vọng khắp phòng tắm lộ thiên, phá tan sự tĩnh lặng của khu rừng nhiệt đới xung quanh. Để gia tăng hưng phấn trước khi gột rửa hoàn toàn, nàng thủ lĩnh ra lệnh cho cả nhóm thực hiện một trò chơi biến thái ngay bên cạnh tảng đá lớn trang trí sát hồ bơi sục. Tám cơ thể trần trụi, nhễ nhại mồ hôi và dịch thể, đứng dàn hàng ngang đầy ngạo nghễ. Theo quy tắc trần trụi, họ phô bày toàn bộ những vùng thầm kín nhạy cảm nhất dưới ánh nắng gay gắt.</w:t>
-      </w:r>
-    </w:p>
-    <w:p>
-      <w:pPr>
-        <w:rPr>
-          <w:sz w:val="22"/>
-          <w:szCs w:val="22"/>
-        </w:rPr>
-      </w:pPr>
-      <w:r>
-        <w:rPr>
-          <w:sz w:val="22"/>
-          <w:szCs w:val="22"/>
-        </w:rPr>
-        <w:t>Bốn chàng trai Sota, Ando, Ren và Riku đồng loạt nắm lấy con cu đang dần cứng nhắc của mình, trong khi các cô gái quỳ xuống phía dưới để quan sát và cổ vũ. Một cuộc thi đấu đầy bản năng bắt đầu: họ thi nhau tiểu mạnh lên tảng đá lớn, cố gắng để dòng nước vàng nhạt bắn đi xa nhất có thể. Nanako và Hina không chịu đứng ngoài cuộc; họ đứng trên mỏm đá cao, hai chân dang rộng đầy dâm mị, cố gắng điều khiển dòng nước tiểu của mình bắn vọt ra, hòa quyện với dòng thác trắng của các chàng trai đang phủ kín mặt đá. Tiếng nước róc rách hòa cùng tiếng cười sảng khoái và mùi khai nồng nặc của nước tiểu tạo nên một bầu không khí trụy lạc tột cùng giữa thiên nhiên.</w:t>
-      </w:r>
-    </w:p>
-    <w:p>
-      <w:pPr>
-        <w:rPr>
-          <w:sz w:val="22"/>
-          <w:szCs w:val="22"/>
-        </w:rPr>
-      </w:pPr>
-      <w:r>
-        <w:rPr>
-          <w:sz w:val="22"/>
-          <w:szCs w:val="22"/>
-        </w:rPr>
-        <w:t>Ngay sau khi "trò chơi vệ sinh" kết thúc, họ bắt đầu nghi thức cạo lông cho nhau dưới sự giám sát của Hana. Riku nằm ngửa trên tảng đá vẫn còn ướt đẫm nước tiểu, hai chân banh rộng hết cỡ để Ren dùng dao cạo tỉ mỉ dọn dẹp, lộ ra cái lồn hồng hào, nhẵn nhụi và nhạy cảm. Phía bên dưới, Yumi dùng bàn tay nhỏ nhắn kéo căng con cu to bự của Ando để cạo sạch từ vùng bụng xuống tận hai hòn dái và kẽ hậu môn. Nanako và Hina cũng giúp nhau làm sạch, họ dùng vòi sen xối nước liên tục vào những vùng thầm kín vừa được cạo sạch, để mặc cho những sợi lông rơi rụng và trôi đi cùng với những vệt dịch thể còn sót lại từ đêm qua. Kết thúc nghi thức, theo quy tắc vệ sinh, mỗi người lại dùng lưỡi của mình để "thanh tẩy" triệt để vùng kín của đối phương, liếm sạch từng giọt nước và mồ hôi trên làn da mịn màng vừa được khai phá.</w:t>
-      </w:r>
-    </w:p>
-    <w:p>
-      <w:pPr>
-        <w:rPr>
-          <w:sz w:val="22"/>
-          <w:szCs w:val="22"/>
-        </w:rPr>
-      </w:pPr>
-      <w:r>
-        <w:rPr>
-          <w:sz w:val="22"/>
-          <w:szCs w:val="22"/>
-        </w:rPr>
-        <w:t xml:space="preserve">Sự phấn khích tại phòng tắm lộ thiên chưa dừng lại ở đó khi Nanako ra lệnh cho cả nhóm thực hiện nghi thức "thanh tẩy" cuối cùng trước khi tiến đến bàn ăn. Tám cơ thể vừa được cạo sạch lông, giờ đây trông trắng nõn và nhẵn nhụi dưới ánh nắng mặt trời, bắt đầu quấn lấy nhau thành từng cặp để thực hiện quy tắc vệ sinh nghiêm ngặt. </w:t>
-      </w:r>
-    </w:p>
-    <w:p>
-      <w:pPr>
-        <w:rPr>
-          <w:sz w:val="22"/>
-          <w:szCs w:val="22"/>
-        </w:rPr>
-      </w:pPr>
-      <w:r>
-        <w:rPr>
-          <w:sz w:val="22"/>
-          <w:szCs w:val="22"/>
-        </w:rPr>
-        <w:t xml:space="preserve">Ren quỳ xuống trước mặt Riku, dùng lưỡi liếm láp từ vùng đùi trong lên đến cái lồn vừa được cạo nhẵn thín của cô, chậm rãi thưởng thức vị da thịt tươi mới pha lẫn mùi xà phòng dâm mị. Phía bên cạnh, Ando thô bạo ép Hina vào vách đá, một tay anh bóp chặt bầu ngực căng tròn của cô, tay kia kéo căng con cu to bự đã được dọn dẹp sạch sẽ để Hina dùng miệng "thanh tẩy" triệt để từ đầu khấc đến hai hòn dái. </w:t>
-      </w:r>
-    </w:p>
-    <w:p>
-      <w:pPr>
-        <w:rPr>
-          <w:sz w:val="22"/>
-          <w:szCs w:val="22"/>
-        </w:rPr>
-      </w:pPr>
-      <w:r>
-        <w:rPr>
-          <w:sz w:val="22"/>
-          <w:szCs w:val="22"/>
-        </w:rPr>
-        <w:t xml:space="preserve">Trong khi đó, Sota và Aki lại chọn cách giao thoa đầy kích thích khi Aki nằm ngửa trên thành bồn đá, đôi chân dang rộng đầy ngạo nghễ. Sota vừa dùng dao cạo tỉa lại những đường nét cuối cùng trên "tam giác mật" hồng hào của nàng tiểu thư, vừa không ngừng dùng lưỡi mút lấy hạt le đang sưng tấy vì khoái cảm. Những tiếng rên rỉ râm ran hòa cùng tiếng nước chảy róc rách tạo nên một bầu không khí đặc quánh dục vọng. </w:t>
-      </w:r>
-    </w:p>
-    <w:p>
-      <w:pPr>
-        <w:rPr>
-          <w:sz w:val="22"/>
-          <w:szCs w:val="22"/>
-        </w:rPr>
-      </w:pPr>
-      <w:r>
-        <w:rPr>
-          <w:sz w:val="22"/>
-          <w:szCs w:val="22"/>
-        </w:rPr>
-        <w:lastRenderedPageBreak/>
-        <w:t>Đúng lúc này, Hana tiến tới với những chai rượu mạnh và tinh dầu, chị đổ trực tiếp lên những vùng da vừa được làm sạch của bốn cô gái. Chất lỏng cay nồng chảy qua những khe lồn ẩm ướt, khiến các cô gái quằn quại và gào lên vì sự kích thích tột độ. Theo quy tắc kết nối, khi cả nhóm bắt đầu rời khỏi phòng tắm để di chuyển vào nhà, bốn cô gái cúi thấp người, tay nắm chặt lấy con cu đang cương cứng của bạn trai, trong khi các chàng trai vừa đi vừa dùng lực mạnh nhào nặn những bộ ngực vĩ đại, chuẩn bị cho bữa tiệc xác thịt trên cơ thể Hana tại bàn ăn</w:t>
-      </w:r>
-      <w:r>
-        <w:rPr>
-          <w:sz w:val="22"/>
-          <w:szCs w:val="22"/>
-        </w:rPr>
-        <w:t>.</w:t>
-      </w:r>
-    </w:p>
-    <w:p>
-      <w:pPr>
-        <w:rPr>
-          <w:sz w:val="22"/>
-          <w:szCs w:val="22"/>
-        </w:rPr>
-      </w:pPr>
-      <w:r>
-        <w:rPr>
-          <w:sz w:val="22"/>
-          <w:szCs w:val="22"/>
-        </w:rPr>
-        <w:t>Tiếng bước chân bết dính của tám cơ thể trần trụi vang vọng từ hành lang vào đến phòng ăn, nơi Hana đã sẵn sàng trong tư thế làm một "bàn tiệc xác thịt" đầy nhơ nhuốc. Theo đúng quy tắc kết nối, khi ổn định vị trí quanh bàn ăn dài, các chàng trai lập tức dùng đôi bàn tay thô bạo của mình nhồi nhét những bầu ngực vĩ đại của bốn cô gái. Những bộ ngực của Nanako, Hina, Aki và Riku căng tròn đến mức tràn ra ngoài kẽ tay của Sota, Ando và Ren, mỗi cú bóp mạnh khiến những núm vú đỏ lựng rung lên bần bật giữa không gian nồng nặc mùi tinh dầu và rượu mạnh.</w:t>
-      </w:r>
-    </w:p>
-    <w:p>
-      <w:pPr>
-        <w:rPr>
-          <w:sz w:val="22"/>
-          <w:szCs w:val="22"/>
-        </w:rPr>
-      </w:pPr>
-      <w:r>
-        <w:rPr>
-          <w:sz w:val="22"/>
-          <w:szCs w:val="22"/>
-        </w:rPr>
-        <w:t>Ở phía dưới gầm bàn, các cô gái không để các chàng trai yên vị. Theo quy tắc, đôi tay mềm mại của họ liên tục mân mê, dùng ngón tay xoay nhẹ quanh khe bắn tinh ở đầu bùi đang rỉ nhựa, khiến các chàng trai vừa nhai thức ăn vừa phải nghiến răng kìm nén tiếng rên rỉ. Bữa tiệc bắt đầu khi Nanako ra lệnh cho cả nhóm thưởng thức những miếng sushi được bày biện ngay trên làn da bóng loáng của Hana. Họ không dùng đũa mà dùng miệng trực tiếp liếm sạch những vệt nước sốt chảy tràn qua rốn và khe lồn nhẵn nhụi của người hầu.</w:t>
-      </w:r>
-    </w:p>
-    <w:p>
-      <w:pPr>
-        <w:rPr>
-          <w:sz w:val="22"/>
-          <w:szCs w:val="22"/>
-        </w:rPr>
-      </w:pPr>
-      <w:r>
-        <w:rPr>
-          <w:sz w:val="22"/>
-          <w:szCs w:val="22"/>
-        </w:rPr>
-        <w:t>Khi đến lượt uống rượu, sự biến thái đạt đến đỉnh điểm. Sota và Ando thô bạo ép sát hai bầu ngực của Nanako lại với nhau, tạo thành một khe ngực sâu thẳm đóng vai trò như một chiếc "bát" thịt. Hana lặng lẽ đổ rượu mạnh trực tiếp vào khe ngực đó, để dòng chất lỏng cay nồng hòa quyện với vị mặn mòi của mồ hôi trước khi các chàng trai cúi xuống húp trọn. Aki và Yumi cũng không chịu kém cạnh, họ dùng những miếng thịt nướng quét trực tiếp lên lớp nước sốt đặc quánh đang đọng lại trong hốc rốn của Hana, rồi vừa cười dâm mị vừa đưa vào miệng đối phương.</w:t>
-      </w:r>
-    </w:p>
-    <w:p>
-      <w:pPr>
-        <w:rPr>
-          <w:sz w:val="22"/>
-          <w:szCs w:val="22"/>
-        </w:rPr>
-      </w:pPr>
-      <w:r>
-        <w:rPr>
-          <w:sz w:val="22"/>
-          <w:szCs w:val="22"/>
-        </w:rPr>
-        <w:t>Hana, với bộ ngực vĩ đại lấp ló sau chiếc tạp dề mỏng manh, đứng bất động nhưng đôi mắt luôn mặn mà quan sát từng cử động dâm tục của tám sinh thể. Chị sẵn sàng tiến tới bất cứ khi nào có yêu cầu, dùng lưỡi của mình để liếm sạch những vệt đồ ăn rơi vãi trên ngực của các cô gái hoặc rót thêm rượu vào những khuôn miệng đang rên rỉ vì khát khao dục vọng. Không gian phòng ăn đặc quánh mùi xác thịt, tiếng nhai nuốt hòa cùng tiếng thịt nện "bạch bạch" dưới gầm bàn khi Ando bắt đầu dùng cu mình "tấn công" vào sự mềm mại của Hina ngay trong bữa ăn. Tám con người lún sâu vào sự trụy lạc tột cùng, nơi thức ăn chỉ là cái cớ để họ phô bày bản năng nguyên thủy nhất trước mặt bóng ma trung thành Hana.</w:t>
-      </w:r>
-    </w:p>
-    <w:p>
-      <w:pPr>
-        <w:rPr>
-          <w:sz w:val="22"/>
-          <w:szCs w:val="22"/>
-        </w:rPr>
-      </w:pPr>
-      <w:r>
-        <w:rPr>
-          <w:sz w:val="22"/>
-          <w:szCs w:val="22"/>
-        </w:rPr>
-        <w:t>Sự trụy lạc tại bàn tiệc đạt đến đỉnh điểm khi rượu mạnh và nước sốt bắt đầu nhuộm đẫm những cơ thể nhẵn nhụi. Theo quy tắc kết nối, trong khi thưởng thức những miếng sushi trên người Hana, các chàng trai như Sota và Ando liên tục dùng lực tay thô bạo nhào nặn hai bầu ngực của Nanako và Hina. Những bộ ngực vĩ đại ấy căng tròn đến mức tràn ra khỏi kẽ tay, các ngón tay của họ ép sâu vào sự mềm mại, khiến những núm vú đỏ lựng lên vì bị kích thích quá độ. Phía dưới bàn, các cô gái không hề kém cạnh khi dùng những ngón tay thon dài xoa nhẹ lên đầu bùi đang rỉ nhựa của các chàng trai, móng tay họ chọc khẽ vào lỗ bắn tinh khiến nước nhờn tuôn ra không ngừng.</w:t>
-      </w:r>
-    </w:p>
-    <w:p>
-      <w:pPr>
-        <w:rPr>
-          <w:sz w:val="22"/>
-          <w:szCs w:val="22"/>
-        </w:rPr>
-      </w:pPr>
-      <w:r>
-        <w:rPr>
-          <w:sz w:val="22"/>
-          <w:szCs w:val="22"/>
-        </w:rPr>
-        <w:lastRenderedPageBreak/>
-        <w:t>Khi đến lượt uống nước, cả nhóm thực hiện một hành động đầy biến thái: họ ép sát hai bầu ngực căng mọng của các cô gái lại với nhau để tạo thành một chiếc "bát thịt" sâu hoắm. Hana lặng lẽ đổ rượu mạnh trực tiếp vào khe ngực của Aki và Yumi. Chất lỏng cay nồng hòa quyện với vị mặn mòi của mồ hôi và hương tinh dầu trên da thịt, tạo thành một thứ hỗn hợp dâm mị mà các chàng trai phải cúi đầu húp trọn trực tiếp từ cơ thể họ. Để chấm nước sốt, Nanako và Riku dùng những miếng thức ăn quét trực tiếp lên vùng eo và cái lồn đã được cạo sạch lông của Hana, nơi nước sốt đặc quánh đang đọng lại đầy kích thích.</w:t>
-      </w:r>
-    </w:p>
-    <w:p>
-      <w:pPr>
-        <w:rPr>
-          <w:sz w:val="22"/>
-          <w:szCs w:val="22"/>
-        </w:rPr>
-      </w:pPr>
-      <w:r>
-        <w:rPr>
-          <w:sz w:val="22"/>
-          <w:szCs w:val="22"/>
-        </w:rPr>
-        <w:t>Hana, trong vai trò là một "công cụ" phục vụ, vẫn lặng lẽ quan sát tám sinh thể đang quằn quại trong cơn lốc xác thịt. Chị sẵn sàng tiến tới để liếm sạch những vệt dịch thể hoặc đồ ăn bắn tung tóe trên ngực các cô gái bằng chiếc lưỡi mặn mà của mình. Không gian phòng ăn đặc quánh mùi tinh dịch và mùi thức ăn, tiếng thịt nện "bạch bạch" vang lên chát chúa dưới gầm bàn khi sự va chạm xác thịt không hề dừng lại ngay cả khi họ đang ăn. Tám con người, hoàn toàn vứt bỏ sự tự trọng, lịm đi trong sự hưởng thụ tột cùng khi bản năng nguyên thủy dẫn dắt họ vào một vòng tuần hoàn dục vọng mới ngay trên bàn tiệc nhơ nhuốc</w:t>
-      </w:r>
-    </w:p>
-    <w:p>
-      <w:pPr>
-        <w:rPr>
-          <w:sz w:val="22"/>
-          <w:szCs w:val="22"/>
-        </w:rPr>
-      </w:pPr>
-      <w:r>
-        <w:rPr>
-          <w:sz w:val="22"/>
-          <w:szCs w:val="22"/>
-        </w:rPr>
-        <w:t>Sự cuồng loạn trên bàn tiệc thịt người của Hana dâng cao khi rượu mạnh bắt đầu ngấm vào máu, thiêu đốt mọi dây thần kinh của tám sinh thể đang khao khát dục vọng. Theo quy tắc kết nối, Ando và Sota không ngừng dùng đôi bàn tay thô bạo nhồi nhét hai bầu ngực vĩ đại của Nanako và Hina ngay trên mặt bàn; sự mềm mại đó tràn ra khỏi kẽ tay họ như những khối thịt trắng nõn đang rên rỉ dưới áp lực. Phía dưới gầm bàn, Nanako và Hina vừa rên rỉ vừa dùng những ngón tay dâm mị xoa nhẹ lên đầu bùi của hai chàng trai, móng tay họ chọt nhẹ vào lỗ bắn tinh khiến những giọt nước nhờn rỉ ra, thấm đẫm vào đùi của các chàng trai.</w:t>
-      </w:r>
-    </w:p>
-    <w:p>
-      <w:pPr>
-        <w:rPr>
-          <w:sz w:val="22"/>
-          <w:szCs w:val="22"/>
-        </w:rPr>
-      </w:pPr>
-      <w:r>
-        <w:rPr>
-          <w:sz w:val="22"/>
-          <w:szCs w:val="22"/>
-        </w:rPr>
-        <w:t>Cùng lúc đó, Aki và Yumi phối hợp với Ren và Riku tạo nên một cảnh tượng biến thái tột độ. Họ ép sát bốn bầu ngực căng mọng của hai cô gái lại với nhau thành một lòng chảo thịt, để Hana đổ trực tiếp nước sốt đậm đặc và rượu mạnh vào đó. Ren và Riku quỳ xuống sàn nhà dính nhớp, thay phiên nhau húp trọn thứ hỗn hợp dâm mị giữa vị cay nồng của rượu và vị mặn nồng từ kẽ ngực của Aki. Mỗi khi lưỡi họ lướt qua, những núm vú nhạy cảm lại dựng đứng lên, bắn ra những tia nước lồn ướt đẫm cả mặt bàn ăn.</w:t>
-      </w:r>
-    </w:p>
-    <w:p>
-      <w:pPr>
-        <w:rPr>
-          <w:sz w:val="22"/>
-          <w:szCs w:val="22"/>
-        </w:rPr>
-      </w:pPr>
-      <w:r>
-        <w:rPr>
-          <w:sz w:val="22"/>
-          <w:szCs w:val="22"/>
-        </w:rPr>
-        <w:t>Hana, với bộ ngực vĩ đại lấp ló sau tạp dề, lặng lẽ di chuyển quanh bàn, dùng lưỡi liếm sạch những vệt nước sốt đang chảy tràn trên vùng bụng phẳng lì và cái lồn nhẵn nhụi của chính mình khi nhóm bạn trẻ dùng thức ăn quét qua cơ thể chị. Không gian phòng ăn đặc quánh mùi tinh dịch và mùi mồ hôi, tiếng thịt nện "bạch bạch" vang lên chát chúa khi các chàng trai bắt đầu dùng con cu cứng ngắc của mình đâm mạnh vào sự tự trọng của các cô gái ngay giữa bữa tiệc. Cơn bão xác thịt đạt đỉnh điểm khi Nanako ra lệnh cho các chàng trai thực hiện điều luật số năm, khiến những dòng thác trắng nóng hổi đồng loạt bắn vọt ra, phủ kín thức ăn và khuôn mặt đờ đẫn của bốn cô gái trên bàn tiệc nhơ nhuốc.</w:t>
-      </w:r>
-    </w:p>
-    <w:p>
-      <w:pPr>
-        <w:rPr>
-          <w:sz w:val="22"/>
-          <w:szCs w:val="22"/>
-        </w:rPr>
-      </w:pPr>
-      <w:r>
-        <w:rPr>
-          <w:sz w:val="22"/>
-          <w:szCs w:val="22"/>
-        </w:rPr>
-        <w:t>Cơn cuồng nộ của dục vọng vẫn chưa có dấu hiệu dừng lại trên chiếc bàn tiệc đầy nhơ nhuốc, nơi thân thể của Hana trở thành một thánh đường cho sự trụy lạc. Khi đợt tinh dịch nóng hổi vừa phủ kín gương mặt các cô gái, Nanako – với đôi mắt vẫn còn đờ đẫn vì khoái cảm – gạt phăng những miếng sushi còn sót lại trên bụng Hana, ra lệnh cho các chàng trai thực hiện một nghi thức biến thái hơn. Sota và Ando lập tức nắm lấy hai bầu ngực vĩ đại của Hana, ép sát chúng lại để tạo thành một rãnh thịt sâu thẳm, rồi đổ rượu mạnh trực tiếp vào đó.</w:t>
-      </w:r>
-    </w:p>
-    <w:p>
-      <w:pPr>
-        <w:rPr>
-          <w:sz w:val="22"/>
-          <w:szCs w:val="22"/>
-        </w:rPr>
-      </w:pPr>
-      <w:r>
-        <w:rPr>
-          <w:sz w:val="22"/>
-          <w:szCs w:val="22"/>
-        </w:rPr>
-        <w:lastRenderedPageBreak/>
-        <w:t>Theo quy tắc kết nối, các chàng trai không ngừng dùng lực mạnh nhào nặn bộ ngực của các cô gái khiến chúng tràn ra khỏi kẽ tay, trong khi các cô gái lại dùng những ngón tay dâm mị mân mê đầu khấc của đối phương ngay dưới mặt bàn. Aki và Yumi quỳ xuống sàn nhà dính nhớp, thay phiên nhau liếm sạch những giọt rượu lẫn nước sốt đang chảy dọc từ hố rốn xuống tận cái lồn nhẵn nhụi vừa được cạo sạch của Hana. Tiếng thịt nện "bạch bạch" chát chúa vang vọng khắp phòng ăn hòa cùng tiếng rên rỉ đòi hỏi của Hina khi cô cố gắng dùng bầu ngực của mình làm bát hứng lấy những dòng mật ngọt trào ra từ Aki.</w:t>
-      </w:r>
-    </w:p>
-    <w:p>
-      <w:pPr>
-        <w:rPr>
-          <w:sz w:val="22"/>
-          <w:szCs w:val="22"/>
-        </w:rPr>
-      </w:pPr>
-      <w:r>
-        <w:rPr>
-          <w:sz w:val="22"/>
-          <w:szCs w:val="22"/>
-        </w:rPr>
-        <w:t>Hana, người hầu trung thành, lặng lẽ chịu đựng sự giày vò đầy kích thích, đôi mắt mặn mà quan sát tám sinh thể đang quằn quại trong cơn lốc xác thịt và mồ hôi mặn chát. Chị cúi xuống, dùng chiếc lưỡi điêu luyện của mình để "thanh tẩy" những vệt dịch thể còn sót lại trên đùi các chàng trai, trong khi tay vẫn không ngừng rót thêm rượu vào những khuôn miệng đang khát khao sự nhơ nhuốc. Không gian phòng ăn đặc quánh mùi tinh dịch, mùi đồ ăn và hương tinh dầu nồng nặc, biến bữa trưa thành một vòng tuần hoàn dục vọng tột cùng, nơi bản năng nguyên thủy đã hoàn toàn nghiền nát sự tự trọng cuối cùng của họ.</w:t>
-      </w:r>
-    </w:p>
-    <w:p>
-      <w:pPr>
-        <w:rPr>
-          <w:sz w:val="22"/>
-          <w:szCs w:val="22"/>
-        </w:rPr>
-      </w:pPr>
-      <w:r>
-        <w:rPr>
-          <w:sz w:val="22"/>
-          <w:szCs w:val="22"/>
-        </w:rPr>
-        <w:t>Bữa tiệc xác thịt trên cơ thể Hana kết thúc trong sự ngây ngất, tám con người trần trụi lết những bước chân bệ rạc rời khỏi phòng ăn để tiến về phía bãi biển tư nhân của Aki. Tại hòn đảo cô độc này, khái niệm thời gian đã hoàn toàn tan biến, chỉ còn lại bản năng nguyên thủy dẫn dắt những sinh thể dâm đãng.</w:t>
-      </w:r>
-    </w:p>
-    <w:p>
-      <w:pPr>
-        <w:rPr>
-          <w:sz w:val="22"/>
-          <w:szCs w:val="22"/>
-        </w:rPr>
-      </w:pPr>
-      <w:r>
-        <w:rPr>
-          <w:sz w:val="22"/>
-          <w:szCs w:val="22"/>
-        </w:rPr>
-        <w:t>Dưới cái nắng gắt của vùng biển, tám cơ thể nhẵn nhụi vì vừa được cạo sạch lông bắt đầu phô diễn sự nhơ nhuốc một cách công khai. Theo quy tắc trần trụi, họ khỏa thân 100% và không dùng bất cứ thứ gì che đậy. Nanako nằm ngửa trên bãi cát trắng mịn, đôi chân dang rộng đầy ngạo nghễ để Sota xoa kem chống nắng. Bàn tay thô bạo của Sota không chỉ bôi kem mà còn liên tục nhào nặn hai bầu ngực vĩ đại của nàng, khiến chúng tràn ra khỏi kẽ tay và rung lên bần bật theo từng động tác. Phía bên cạnh, Hina và Riku cùng nhau xây lâu đài cát, nhưng thực chất là đang quấn lấy nhau; những bộ ngực căng tròn dính đầy cát mịn liên tục cọ xát vào nhau, tạo nên sự kích thích tột độ khi các núm vú nhạy cảm dựng đứng lên dưới ánh mặt trời.</w:t>
-      </w:r>
-    </w:p>
-    <w:p>
-      <w:pPr>
-        <w:rPr>
-          <w:sz w:val="22"/>
-          <w:szCs w:val="22"/>
-        </w:rPr>
-      </w:pPr>
-      <w:r>
-        <w:rPr>
-          <w:sz w:val="22"/>
-          <w:szCs w:val="22"/>
-        </w:rPr>
-        <w:t>Dưới làn nước biển mặn chát, Ando và Ren đang cùng Yumi và Aki nô đùa. Những đợt sóng đánh mạnh khiến những vùng thầm kín đang rỉ mật liên tục va chạm vào sự cứng cáp gân guốc của các chàng trai. Mỗi khi một con sóng lớn ập đến, các bộ phận nhạy cảm như "vú to", "đầu ti" và "con cu" lại tung tăng, nhảy múa tự do giữa đại dương. Aki, trong cơn hưng phấn tột cùng, ra lệnh cho Hana cầm máy quay phim đi dọc bờ cát để ghi lại trọn vẹn sự trụy lạc này làm tài liệu. Hana lặng lẽ di chuyển, ống kính máy quay tập trung cận cảnh vào cái lồn hồng hào của Hina đang bị Ando thô bạo xâm chiếm ngay dưới mép nước, nơi nước biển hòa quyện với dịch thể tạo thành một hỗn hợp dâm mị.</w:t>
-      </w:r>
-    </w:p>
-    <w:p>
-      <w:pPr>
-        <w:rPr>
-          <w:sz w:val="22"/>
-          <w:szCs w:val="22"/>
-        </w:rPr>
-      </w:pPr>
-      <w:r>
-        <w:rPr>
-          <w:sz w:val="22"/>
-          <w:szCs w:val="22"/>
-        </w:rPr>
-        <w:t>Không gian bãi biển đặc quánh mùi mồ hôi mặn, mùi tinh dầu và vị mặn của biển cả. Những hình ảnh phản chiếu trên mặt nước cho thấy một khối thịt khổng lồ đang quằn quại giữa cát và sóng. Khi cơn bão dục vọng đạt đỉnh điểm trên bãi biển, họ nằm chồng chất lên nhau theo đúng điều luật số sáu, mặc cho cát lún sâu vào những vùng thầm kín nhầy nhụa, trong khi Hana vẫn đứng đó, như một bóng ma trung thành canh giữ cho thánh đường của sự trụy lạc.</w:t>
-      </w:r>
-    </w:p>
-    <w:p>
-      <w:pPr>
-        <w:rPr>
-          <w:sz w:val="22"/>
-          <w:szCs w:val="22"/>
-        </w:rPr>
-      </w:pPr>
-      <w:r>
-        <w:rPr>
-          <w:sz w:val="22"/>
-          <w:szCs w:val="22"/>
-        </w:rPr>
-        <w:lastRenderedPageBreak/>
-        <w:t>Trên bãi cát trắng phơi mình dưới cái nắng chói chang, tám cơ thể trần trụi bắt đầu một chương mới của sự trụy lạc mà không còn bất kỳ sự kiềm tỏa nào của xã hội. Theo quy tắc trần trụi, họ phô bày toàn bộ những vùng thầm kín đã được cạo sạch lông, láng bóng và nhạy cảm dưới ánh mặt trời.</w:t>
-      </w:r>
-    </w:p>
-    <w:p>
-      <w:pPr>
-        <w:rPr>
-          <w:sz w:val="22"/>
-          <w:szCs w:val="22"/>
-        </w:rPr>
-      </w:pPr>
-      <w:r>
-        <w:rPr>
-          <w:sz w:val="22"/>
-          <w:szCs w:val="22"/>
-        </w:rPr>
-        <w:t>Sota và Ando thô bạo ép Aki và Nanako nằm ngửa trên những tấm khăn trải rộng, đôi tay họ không ngừng nhồi nhét hai bầu ngực vĩ đại của các cô gái. Những bộ ngực căng tròn, vốn đã nhạy cảm sau đêm dài, nay lại tràn ra khỏi kẽ tay các chàng trai, các núm vú đỏ lựng lên và rung bần bật mỗi khi họ mạnh tay xoa bóp kem chống nắng hòa lẫn với mồ hôi mặn chát. Phía dưới, theo quy tắc kết nối, Nanako và Aki dùng những ngón tay dâm mị mân mê đầu bùi đang rỉ nhựa của đối phương, khiến sự cứng cáp gân guốc đó liên tục va chạm vào đùi và vùng bụng phẳng lì của họ.</w:t>
-      </w:r>
-    </w:p>
-    <w:p>
-      <w:pPr>
-        <w:rPr>
-          <w:sz w:val="22"/>
-          <w:szCs w:val="22"/>
-        </w:rPr>
-      </w:pPr>
-      <w:r>
-        <w:rPr>
-          <w:sz w:val="22"/>
-          <w:szCs w:val="22"/>
-        </w:rPr>
-        <w:t>Ở mép nước, Hina và Riku đang cùng Ren thực hiện một màn "xây lâu đài cát" đầy biến thái. Họ quỳ gối, để mặc cho những con sóng đánh mạnh vào những cái lồn hồng hào đang mở rộng, nước biển mặn chát tràn vào bên trong hòa cùng dịch thể còn sót lại từ đêm qua. Mỗi khi một con sóng lớn ập tới, những bộ ngực to và con cu cứng ngắc của họ lại tung tăng, va đập vào nhau tạo nên những âm thanh "bạch bạch" chát chúa giữa tiếng sóng vỗ.</w:t>
-      </w:r>
-    </w:p>
-    <w:p>
-      <w:pPr>
-        <w:rPr>
-          <w:sz w:val="22"/>
-          <w:szCs w:val="22"/>
-        </w:rPr>
-      </w:pPr>
-      <w:r>
-        <w:rPr>
-          <w:sz w:val="22"/>
-          <w:szCs w:val="22"/>
-        </w:rPr>
-        <w:t>Aki, với bản tính thích phô dâm, liên tục ra lệnh cho Hana cầm máy quay phim bám sát mọi chuyển động. Hana lặng lẽ di chuyển trên cát, ống kính tập trung cận cảnh vào cảnh Yumi đang bò dưới chân Ando, dùng lưỡi liếm sạch cát bám trên hai hòn dái và con cu đang cương cứng của anh ta theo quy tắc vệ sinh. Toàn bộ không gian bãi biển đặc quánh mùi mồ hôi, mùi tinh dầu và vị nồng của nước biển, nơi tám sinh thể quấn lấy nhau thành một khối thịt khổng lồ, nhầy nhụa và nhơ nhuốc hơn bao giờ hết dưới sự chứng kiến của bóng ma trung thành Hana</w:t>
-      </w:r>
-    </w:p>
-    <w:p>
-      <w:pPr>
-        <w:rPr>
-          <w:sz w:val="22"/>
-          <w:szCs w:val="22"/>
-        </w:rPr>
-      </w:pPr>
-      <w:r>
-        <w:rPr>
-          <w:sz w:val="22"/>
-          <w:szCs w:val="22"/>
-        </w:rPr>
-        <w:t>Aki gợi ý cả nhóm thực hiện một chuyến du ngoạn quanh hòn đảo bằng chiếc du thuyền sang trọng của mình. Dù ban đầu có vài tiếng xì xào lo ngại về việc bị người lạ bắt gặp trong tình trạng trần trụi, nhưng Nanako – với bản năng phô dâm trỗi dậy mạnh mẽ – lại cảm thấy kích thích tột độ khi nghĩ đến việc có những ánh mắt tò mò chứng kiến sự nhơ nhuốc của họ. Cuối cùng, sự dâm đãng đã chiến thắng nỗi sợ hãi, tám cơ thể nhẵn nhụi bước lên boong tàu khi hoàn toàn khỏa thân 100% theo đúng quy tắc trần trụi.</w:t>
-      </w:r>
-    </w:p>
-    <w:p>
-      <w:pPr>
-        <w:rPr>
-          <w:sz w:val="22"/>
-          <w:szCs w:val="22"/>
-        </w:rPr>
-      </w:pPr>
-      <w:r>
-        <w:rPr>
-          <w:sz w:val="22"/>
-          <w:szCs w:val="22"/>
-        </w:rPr>
-        <w:t>Giữa đại dương bao la, chiếc du thuyền lướt đi tạo nên những luồng gió biển mặn chát đập trực tiếp vào làn da nhạy cảm. Những bầu ngực vĩ đại của các cô gái tung tăng, rung rinh theo nhịp sóng, trong khi những con cu cứng ngắc của các chàng trai ngạo nghễ vươn ra đón gió. Theo quy tắc kết nối, Nanako và Hina đứng sát mạn tàu, đôi tay nắm chặt lấy sự cứng cáp của Sota và Ando, để mặc cho những hạt nước biển li ti bắn lên những cái lồn hồng hào đã được cạo sạch lông.</w:t>
-      </w:r>
-    </w:p>
-    <w:p>
-      <w:pPr>
-        <w:rPr>
-          <w:sz w:val="22"/>
-          <w:szCs w:val="22"/>
-        </w:rPr>
-      </w:pPr>
-      <w:r>
-        <w:rPr>
-          <w:sz w:val="22"/>
-          <w:szCs w:val="22"/>
-        </w:rPr>
-        <w:t>Sota thô bạo ép Nanako vào lan can tàu, đôi tay cậu bóp mạnh vào bộ ngực căng tròn khiến chúng tràn ra khỏi kẽ tay, trong khi miệng cậu ngậm chặt lấy một đầu ti đang dựng đứng vì lạnh và kích thích. Ở phía sau, Hana vẫn lặng lẽ thực hiện vai trò của mình, chị cầm máy quay theo lệnh của Aki để ghi lại cảnh tượng tám sinh thể đang quằn quại giữa không gian mở. Ống kính tập trung vào cảnh Riku và Yumi đang quỳ trên boong tàu, thay phiên nhau dùng miệng "thanh tẩy" cho Ren dưới sự quan sát đầy ngạo nghễ của cả nhóm.</w:t>
-      </w:r>
-    </w:p>
-    <w:p>
-      <w:pPr>
-        <w:rPr>
-          <w:sz w:val="22"/>
-          <w:szCs w:val="22"/>
-        </w:rPr>
-      </w:pPr>
-      <w:r>
-        <w:rPr>
-          <w:sz w:val="22"/>
-          <w:szCs w:val="22"/>
-        </w:rPr>
-        <w:lastRenderedPageBreak/>
-        <w:t>Không gian trên du thuyền đặc quánh mùi mồ hôi, mùi rượu mạnh và vị mặn nồng của biển cả. Mỗi khi tàu tăng tốc, những va chạm xác thịt lại trở nên dồn dập hơn; tiếng thịt nện "bạch bạch" hòa cùng tiếng động cơ và tiếng sóng vỗ chát chúa. Họ tận hưởng cảm giác bị phơi bày giữa thiên nhiên, nơi những vùng thầm kín ướt đẫm không ngừng tuôn trào dịch thể, biến chiếc du thuyền thành một thánh đường di động của sự trụy lạc và bản năng nguyên thủy.</w:t>
-      </w:r>
-    </w:p>
-    <w:p>
-      <w:pPr>
-        <w:rPr>
-          <w:sz w:val="22"/>
-          <w:szCs w:val="22"/>
-        </w:rPr>
-      </w:pPr>
-      <w:r>
-        <w:rPr>
-          <w:sz w:val="22"/>
-          <w:szCs w:val="22"/>
-        </w:rPr>
-        <w:t>Con tàu rẽ sóng vút đi giữa đại dương, mang theo tám linh hồn đang rực cháy trong cơn lốc xác thịt và khao khát phô diễn bản năng. Nanako, đứng ở vị trí cao nhất trên boong tàu, đôi chân nàng dang rộng đầy ngạo nghễ để đón những luồng gió biển mặn chát lùa trực tiếp vào cái lồn hồng hào vừa được cạo sạch lông, nhẵn nhụi và nhạy cảm. Theo đúng quy tắc kết nối, Sota và Ando áp sát từ phía sau, bốn bàn tay thô bạo nhồi nhét hai bộ ngực vĩ đại của Nanako và Hina khiến chúng căng tròn, tràn ra khỏi kẽ tay và rung lên bần bật theo nhịp rung của động cơ du thuyền. Những núm vú nhạy cảm, dưới tác động của gió lạnh và sự kích thích thô bạo, dựng đứng lên như những hạt mầm đỏ lựng, mời gọi sự dày vò.</w:t>
-      </w:r>
-    </w:p>
-    <w:p>
-      <w:pPr>
-        <w:rPr>
-          <w:sz w:val="22"/>
-          <w:szCs w:val="22"/>
-        </w:rPr>
-      </w:pPr>
-      <w:r>
-        <w:rPr>
-          <w:sz w:val="22"/>
-          <w:szCs w:val="22"/>
-        </w:rPr>
-        <w:t>Phía mạn tàu, Aki và Yumi không hề rụt rè mà ngược lại, họ chủ động quỳ xuống sàn tàu bóng loáng, thực hiện quy tắc vệ sinh bằng cách dùng lưỡi mút lấy sự cứng cáp đang rỉ nhựa của Ren và Riku. Những con cu cứng ngắc, gân guốc ngạo nghễ vươn ra giữa không gian bao la, liên tục va chạm vào bầu ngực và khuôn mặt của các cô gái, tạo nên những tiếng thịt nện "bạch bạch" chát chúa hòa cùng tiếng sóng vỗ. Aki vừa ngậm chặt lấy đầu bùi của Ren, vừa hướng mắt về phía đường chân trời, tận hưởng cảm giác nhơ nhuốc khi phô bày toàn bộ sự dâm đãng của mình trước thiên nhiên hoang dã.</w:t>
-      </w:r>
-    </w:p>
-    <w:p>
-      <w:pPr>
-        <w:rPr>
-          <w:sz w:val="22"/>
-          <w:szCs w:val="22"/>
-        </w:rPr>
-      </w:pPr>
-      <w:r>
-        <w:rPr>
-          <w:sz w:val="22"/>
-          <w:szCs w:val="22"/>
-        </w:rPr>
-        <w:t>Hana lặng lẽ di chuyển với máy quay phim trên tay theo lệnh của Aki, ống kính tập trung cận cảnh vào những vùng thầm kín đang rỉ mật và những vệt dịch thể bắn tung tóe lên lan can inox sáng loáng. Những hình ảnh phản chiếu trên kính cửa sổ du thuyền cho thấy một khối thịt khổng lồ đang quằn quại, nơi những bộ ngực to và con cu cứ tung tăng, nhảy múa tự do theo từng đợt sóng dữ. Không gian trên tàu đặc quánh mùi mồ hôi mặn, mùi rượu mạnh và hương tinh dầu, biến chiếc du thuyền thành một thánh đường di động của sự trụy lạc, nơi bản năng nguyên thủy đã hoàn toàn chiến thắng mọi rào cản cuối cùng.</w:t>
-      </w:r>
-    </w:p>
-    <w:p>
-      <w:pPr>
-        <w:rPr>
-          <w:sz w:val="22"/>
-          <w:szCs w:val="22"/>
-        </w:rPr>
-      </w:pPr>
-      <w:r>
-        <w:rPr>
-          <w:sz w:val="22"/>
-          <w:szCs w:val="22"/>
-        </w:rPr>
-        <w:t>Cơn lốc dục vọng trên du thuyền càng lúc càng trở nên điên cuồng khi con tàu tiến vào vùng biển động, khiến những cơ thể trần trụi mất thăng bằng và ngã nhào lên nhau thành một khối thịt khổng lồ. Nanako, trong cơn hưng phấn tột độ vì được phô bày sự dâm đãng giữa thiên nhiên, ra lệnh cho các chàng trai thực hiện quy tắc kết nối ngay tại mũi tàu. Sota và Ando lập tức nắm chặt lấy hai bầu ngực vĩ đại của Nanako và Hina, dùng lực mạnh nhào nặn khiến chúng tràn ra khỏi lòng bàn tay, trong khi các cô gái quỳ sụp xuống, đôi tay dâm mị xoa nhẹ lên đầu bùi của đối phương.</w:t>
-      </w:r>
-    </w:p>
-    <w:p>
-      <w:pPr>
-        <w:rPr>
-          <w:sz w:val="22"/>
-          <w:szCs w:val="22"/>
-        </w:rPr>
-      </w:pPr>
-      <w:r>
-        <w:rPr>
-          <w:sz w:val="22"/>
-          <w:szCs w:val="22"/>
-        </w:rPr>
-        <w:t>Dưới sự chỉ đạo của Aki, Hana lặng lẽ điều chỉnh góc quay, tập trung vào sự va chạm chát chúa giữa những vùng thầm kín nhẵn nhụi và mặt sàn tàu trơn trượt vì nước biển. Ren và Riku ép sát Aki và Yumi vào lớp kính của cabin, nơi những bộ ngực to và những núm vú đỏ lựng bị ép chặt, biến dạng đầy kích thích. Theo quy tắc vệ sinh, mỗi khi một chàng trai có dấu hiệu đạt đỉnh do sự rung lắc của con tàu và sự mút mát của các cô gái, họ lại tranh nhau để được "thanh tẩy" triệt để những dòng tinh dịch nóng hổi vừa phun trào.</w:t>
-      </w:r>
-    </w:p>
-    <w:p>
-      <w:pPr>
-        <w:rPr>
-          <w:sz w:val="22"/>
-          <w:szCs w:val="22"/>
-        </w:rPr>
-      </w:pPr>
-      <w:r>
-        <w:rPr>
-          <w:sz w:val="22"/>
-          <w:szCs w:val="22"/>
-        </w:rPr>
-        <w:lastRenderedPageBreak/>
-        <w:t>Gió biển thổi mạnh, làm tung tăng những con cu cứng ngắc và những bộ ngực căng tròn dính bết dịch thể. Những tiếng rên rỉ hòa cùng tiếng động cơ gầm rú tạo nên một bản giao hưởng của bản năng nguyên thủy. Aki vừa tận hưởng sự thô bạo của Ren, vừa cười đầy ngạo nghễ khi nhìn thấy Hana ghi lại từng khoảnh khắc nhơ nhuốc của mình. Không gian trên du thuyền lúc này đặc quánh mùi mồ hôi mặn, mùi rượu và vị nồng nặc của nước lồn đang rỉ ra từ những cái lồn hồng hào, biến chuyến đi biển thành một hành trình tận diệt mọi quy tắc xã hội cuối cùng giữa đại dương bao la.</w:t>
-      </w:r>
-    </w:p>
-    <w:p>
-      <w:pPr>
-        <w:rPr>
-          <w:sz w:val="22"/>
-          <w:szCs w:val="22"/>
-        </w:rPr>
-      </w:pPr>
-    </w:p>
-    <w:p>
-      <w:pPr>
-        <w:rPr>
-          <w:sz w:val="22"/>
-          <w:szCs w:val="22"/>
-        </w:rPr>
-      </w:pPr>
-    </w:p>
-    <w:p>
-      <w:pPr>
-        <w:rPr>
-          <w:sz w:val="22"/>
-          <w:szCs w:val="22"/>
-        </w:rPr>
-      </w:pPr>
-      <w:r>
-        <w:rPr>
-          <w:sz w:val="22"/>
-          <w:szCs w:val="22"/>
-        </w:rPr>
-        <w:t>Khi hoàng hôn buông xuống trên hòn đảo tư nhân, biệt thự của Aki rực sáng dưới ánh đèn vàng mờ ảo, khởi đầu cho một đêm tận diệt lý trí. Tám cơ thể trần trụi, vẫn còn vương mùi mồ hôi mặn chát và nước biển từ chuyến du thuyền, lết những bước chân bệ rạc nhưng đầy kích thích về phía sảnh chính – nơi một bữa tiệc của ánh sáng và dục vọng đã được thiết lập sẵn. Theo quy tắc trần trụi, họ khỏa thân 100%, phô bày những vùng thầm kín nhẵn nhụi, hồng hào dưới ánh đèn neon rực rỡ, biến không gian thành một thánh đường của sự trụy lạc.</w:t>
-      </w:r>
-    </w:p>
-    <w:p>
-      <w:pPr>
-        <w:rPr>
-          <w:sz w:val="22"/>
-          <w:szCs w:val="22"/>
-        </w:rPr>
-      </w:pPr>
-      <w:r>
-        <w:rPr>
-          <w:sz w:val="22"/>
-          <w:szCs w:val="22"/>
-        </w:rPr>
-        <w:t>Bữa tiệc tối diễn ra trong sự hỗn loạn của cảm giác xác thịt. Những khay rượu mạnh và tinh dầu bôi trơn liên tục được mang ra khi Nanako ra lệnh. Theo quy tắc kết nối, khi ngồi vào bàn tiệc, các chàng trai Sota, Ando và Ren liên tục dùng lực tay thô bạo nhào nặn những bộ ngực vĩ đại của Nanako, Hina, Aki và Riku; những bầu ngực căng tròn dính bết mồ hôi tràn ra khỏi kẽ tay họ, với các núm vú đỏ lựng lên vì bị kích thích quá độ. Ở phía dưới gầm bàn, các cô gái không ngừng dùng ngón tay dâm mị xoa nhẹ đầu bùi đang rỉ nhựa của đối phương, khiến sự cứng cáp gân guốc đó liên tục va chạm vào đùi và vùng bụng phẳng lì. Họ dùng bầu ngực ép sát lại để làm "bát" hứng rượu, húp trọn thứ chất lỏng cay nồng hòa quyện với vị mặn mòi của da thịt ngay trên bàn tiệc nhơ nhuốc.</w:t>
-      </w:r>
-    </w:p>
-    <w:p>
-      <w:pPr>
-        <w:rPr>
-          <w:sz w:val="22"/>
-          <w:szCs w:val="22"/>
-        </w:rPr>
-      </w:pPr>
-      <w:r>
-        <w:rPr>
-          <w:sz w:val="22"/>
-          <w:szCs w:val="22"/>
-        </w:rPr>
-        <w:t>Hana đứng ở góc tối, đôi mắt mặn màng quan sát tám sinh thể đang quằn quại trong cơn lốc xác thịt, sẵn sàng tiến tới để lau chùi những vệt dịch thể bắn tung tóe hoặc rót thêm rượu vào những khuôn miệng đang rên rỉ vì khát khao. Không gian đặc quánh mùi tinh dịch, mùi mồ hôi và hương tinh dầu nồng nặc đến mức có thể nếm được trên đầu lưỡi. Dưới những tấm gương phản chiếu trọn vẹn sự nhơ nhuốc, họ thực hiện những cuộc hoán đổi xác thịt không giới hạn, nơi những cú thúc thô bạo tạo nên tiếng thịt nện "bạch bạch" chát chúa vang vọng khắp biệt thự.</w:t>
-      </w:r>
-    </w:p>
-    <w:p>
-      <w:pPr>
-        <w:rPr>
-          <w:sz w:val="22"/>
-          <w:szCs w:val="22"/>
-        </w:rPr>
-      </w:pPr>
-      <w:r>
-        <w:rPr>
-          <w:sz w:val="22"/>
-          <w:szCs w:val="22"/>
-        </w:rPr>
-        <w:t>Đến cuối đêm, khi cơn bão đạt đỉnh điểm và mọi sức lực đã cạn kiệt, tám con người lịm đi trong sự kiệt quệ tột cùng trên lớp nệm sofa và sàn nhà loang lổ dịch thể. Họ nằm chồng chất lên nhau theo đúng điều luật số sáu, để bản năng nguyên thủy dẫn dắt vào giấc ngủ chập chờn sau chuỗi ngày dài đắm chìm trong sự dâm đãng. Hana lặng lẽ tiến tới, dùng những dải lụa mềm mại thấm rượu để lau sơ qua những gương mặt đang đờ đẫn vì khoái cảm, rồi đứng đó như một bóng ma trung thành canh giữ cho sự tĩnh lặng đầy trụy lạc giữa hòn đảo cô độc</w:t>
-      </w:r>
-      <w:r>
-        <w:rPr>
-          <w:sz w:val="22"/>
-          <w:szCs w:val="22"/>
-        </w:rPr>
-        <w:t>.</w:t>
-      </w:r>
-    </w:p>
-    <w:p>
-      <w:pPr>
-        <w:rPr>
-          <w:sz w:val="22"/>
-          <w:szCs w:val="22"/>
-        </w:rPr>
-      </w:pPr>
-      <w:r>
-        <w:rPr>
-          <w:sz w:val="22"/>
-          <w:szCs w:val="22"/>
-        </w:rPr>
-        <w:t xml:space="preserve">Khi bóng đêm hoàn toàn ngự trị trên hòn đảo, bữa tiệc ánh sáng trong biệt thự của Aki chuyển mình từ sự náo nhiệt sang một trạng thái đê mê, kiệt quệ. Tám cơ thể trần trụi, sau khi đã thỏa thuê với những trò chơi dâm dục và men rượu cay nồng trên bàn tiệc, bắt đầu lết những bước chân bệ rạc về phía trung </w:t>
-      </w:r>
-      <w:r>
-        <w:rPr>
-          <w:sz w:val="22"/>
-          <w:szCs w:val="22"/>
-        </w:rPr>
-        <w:lastRenderedPageBreak/>
-        <w:t>tâm phòng khách – nơi ánh đèn vàng mờ ảo phản chiếu sự nhơ nhuốc lên những tấm gương ốp sát trần nhà.</w:t>
-      </w:r>
-    </w:p>
-    <w:p>
-      <w:pPr>
-        <w:rPr>
-          <w:sz w:val="22"/>
-          <w:szCs w:val="22"/>
-        </w:rPr>
-      </w:pPr>
-      <w:r>
-        <w:rPr>
-          <w:sz w:val="22"/>
-          <w:szCs w:val="22"/>
-        </w:rPr>
-        <w:t>Theo đúng quy tắc kết nối, ngay cả khi mệt lử, các cô gái vẫn dùng đôi tay mềm mại nắm chặt lấy con cu đang dần mềm xuống của các chàng trai, trong khi Sota và Ando vẫn theo bản năng bóp mạnh vào hai bầu ngực vĩ đại của Nanako và Aki. Những bộ ngực căng tròn, giờ đây dính bết mồ hôi và nước sốt từ bữa ăn, vẫn tràn ra khỏi kẽ tay họ như những khối thịt trắng nõn đang rên rỉ dưới áp lực. Nanako, dù đôi chân đã run rẩy không đứng vững, vẫn cố rướn người để Sota và Ren dìu đi, cảm nhận sự va chạm xác thịt chát chúa mỗi khi da thịt họ chạm vào nhau.</w:t>
-      </w:r>
-    </w:p>
-    <w:p>
-      <w:pPr>
-        <w:rPr>
-          <w:sz w:val="22"/>
-          <w:szCs w:val="22"/>
-        </w:rPr>
-      </w:pPr>
-      <w:r>
-        <w:rPr>
-          <w:sz w:val="22"/>
-          <w:szCs w:val="22"/>
-        </w:rPr>
-        <w:t>Aki ra lệnh cho Hana thực hiện vòng "thanh tẩy" cuối cùng trước khi ngủ. Người hầu dâm mị lặng lẽ di chuyển với khay tinh dầu và rượu mạnh, quỳ xuống liếm sạch những vệt dịch thể và thức ăn còn sót lại trên những cái lồn hồng hào vừa được cạo nhẵn thín của Hina và Riku. Tiếng lưỡi mút mát hòa cùng tiếng rên rỉ yếu ớt tạo nên một bầu không khí đặc quánh dục vọng lần cuối trước khi cơn bão thực sự đi qua.</w:t>
-      </w:r>
-    </w:p>
-    <w:p>
-      <w:pPr>
-        <w:rPr>
-          <w:sz w:val="22"/>
-          <w:szCs w:val="22"/>
-        </w:rPr>
-      </w:pPr>
-      <w:r>
-        <w:rPr>
-          <w:sz w:val="22"/>
-          <w:szCs w:val="22"/>
-        </w:rPr>
-        <w:t>Cuối cùng, sự kiệt quệ tột cùng đã đánh gục tám sinh thể. Họ không còn sức để di chuyển về phòng ngủ riêng mà ngã nhào, nằm chồng chất lên nhau ngay trên lớp nệm sofa và sàn nhà loang lổ dịch thể theo đúng điều luật số sáu. Aki nằm giữa, gương mặt đờ đẫn vì khoái cảm, một tay vẫn nắm chặt con cu của Sota, trong khi Yumi gục mặt vào giữa hai khe đùi của nàng tiểu thư. Hina và Riku quấn lấy nhau thành một khối thịt, miệng vẫn ngậm lấy những núm vú nhạy cảm của đối phương.</w:t>
-      </w:r>
-    </w:p>
-    <w:p>
-      <w:pPr>
-        <w:rPr>
-          <w:sz w:val="22"/>
-          <w:szCs w:val="22"/>
-        </w:rPr>
-      </w:pPr>
-      <w:r>
-        <w:rPr>
-          <w:sz w:val="22"/>
-          <w:szCs w:val="22"/>
-        </w:rPr>
-        <w:t>Hana đứng đó, như một bóng ma trung thành giữa thánh đường của sự trụy lạc, lặng lẽ dùng những dải lụa mềm thấm rượu để lau sơ qua những gương mặt đang chìm vào giấc ngủ chập chờn. Hòn đảo tư nhân lại trở về với sự tĩnh lặng đầy nhơ nhuốc, chỉ còn tiếng sóng vỗ rì rào hòa cùng hơi thở nồng nặc mùi tinh dịch và xác thịt của tám con người đã hoàn toàn vứt bỏ sự tự trọng cuối cùng.</w:t>
-      </w:r>
-    </w:p>
-    <w:p>
-      <w:pPr>
-        <w:rPr>
-          <w:sz w:val="22"/>
-          <w:szCs w:val="22"/>
-        </w:rPr>
-      </w:pPr>
-      <w:r>
-        <w:rPr>
-          <w:sz w:val="22"/>
-          <w:szCs w:val="22"/>
-        </w:rPr>
-        <w:t>Khi bóng đêm hoàn toàn ngự trị trên hòn đảo, bữa tiệc ánh sáng trong biệt thự của Aki chuyển mình từ sự náo nhiệt sang một trạng thái đê mê, kiệt quệ. Tám cơ thể trần trụi, sau khi đã thỏa thuê với những trò chơi dâm dục và men rượu cay nồng trên bàn tiệc, bắt đầu lết những bước chân bệ rạc về phía trung tâm phòng khách – nơi ánh đèn vàng mờ ảo phản chiếu sự nhơ nhuốc lên những tấm gương ốp sát trần nhà.</w:t>
-      </w:r>
-    </w:p>
-    <w:p>
-      <w:pPr>
-        <w:rPr>
-          <w:sz w:val="22"/>
-          <w:szCs w:val="22"/>
-        </w:rPr>
-      </w:pPr>
-      <w:r>
-        <w:rPr>
-          <w:sz w:val="22"/>
-          <w:szCs w:val="22"/>
-        </w:rPr>
-        <w:t>Theo đúng quy tắc kết nối, ngay cả khi mệt lử, các cô gái vẫn dùng đôi tay mềm mại nắm chặt lấy con cu đang dần mềm xuống của các chàng trai, trong khi Sota và Ando vẫn theo bản năng bóp mạnh vào hai bầu ngực vĩ đại của Nanako và Aki. Những bộ ngực căng tròn, giờ đây dính bết mồ hôi và nước sốt từ bữa ăn, vẫn tràn ra khỏi kẽ tay họ như những khối thịt trắng nõn đang rên rỉ dưới áp lực. Nanako, dù đôi chân đã run rẩy không đứng vững, vẫn cố rướn người để Sota và Ren dìu đi, cảm nhận sự va chạm xác thịt chát chúa mỗi khi da thịt họ chạm vào nhau.</w:t>
-      </w:r>
-    </w:p>
-    <w:p>
-      <w:pPr>
-        <w:rPr>
-          <w:sz w:val="22"/>
-          <w:szCs w:val="22"/>
-        </w:rPr>
-      </w:pPr>
-      <w:r>
-        <w:rPr>
-          <w:sz w:val="22"/>
-          <w:szCs w:val="22"/>
-        </w:rPr>
-        <w:t>Aki ra lệnh cho Hana thực hiện vòng "thanh tẩy" cuối cùng trước khi ngủ. Người hầu dâm mị lặng lẽ di chuyển với khay tinh dầu và rượu mạnh, quỳ xuống liếm sạch những vệt dịch thể và thức ăn còn sót lại trên những cái lồn hồng hào vừa được cạo nhẵn thín của Hina và Riku. Tiếng lưỡi mút mát hòa cùng tiếng rên rỉ yếu ớt tạo nên một bầu không khí đặc quánh dục vọng lần cuối trước khi cơn bão thực sự đi qua.</w:t>
-      </w:r>
-    </w:p>
-    <w:p>
-      <w:pPr>
-        <w:rPr>
-          <w:sz w:val="22"/>
-          <w:szCs w:val="22"/>
-        </w:rPr>
-      </w:pPr>
-      <w:r>
-        <w:rPr>
-          <w:sz w:val="22"/>
-          <w:szCs w:val="22"/>
-        </w:rPr>
-        <w:lastRenderedPageBreak/>
-        <w:t>Cuối cùng, sự kiệt quệ tột cùng đã đánh gục tám sinh thể. Họ không còn sức để di chuyển về phòng ngủ riêng mà ngã nhào, nằm chồng chất lên nhau ngay trên lớp nệm sofa và sàn nhà loang lổ dịch thể theo đúng điều luật số sáu. Aki nằm giữa, gương mặt đờ đẫn vì khoái cảm, một tay vẫn nắm chặt con cu của Sota, trong khi Yumi gục mặt vào giữa hai khe đùi của nàng tiểu thư. Hina và Riku quấn lấy nhau thành một khối thịt, miệng vẫn ngậm lấy những núm vú nhạy cảm của đối phương.</w:t>
-      </w:r>
-    </w:p>
-    <w:p>
-      <w:pPr>
-        <w:rPr>
-          <w:sz w:val="22"/>
-          <w:szCs w:val="22"/>
-        </w:rPr>
-      </w:pPr>
-      <w:r>
-        <w:rPr>
-          <w:sz w:val="22"/>
-          <w:szCs w:val="22"/>
-        </w:rPr>
-        <w:t>Hana đứng đó, như một bóng ma trung thành giữa thánh đường của sự trụy lạc, lặng lẽ dùng những dải lụa mềm thấm rượu để lau sơ qua những gương mặt đang chìm vào giấc ngủ chập chờn. Hòn đảo tư nhân lại trở về với sự tĩnh lặng đầy nhơ nhuốc, chỉ còn tiếng sóng vỗ rì rào hòa cùng hơi thở nồng nặc mùi tinh dịch và xác thịt của tám con người đã hoàn toàn vứt bỏ sự tự trọng cuối cùng.</w:t>
-      </w:r>
-    </w:p>
-    <w:p>
-      <w:pPr>
-        <w:rPr>
-          <w:sz w:val="22"/>
-          <w:szCs w:val="22"/>
-        </w:rPr>
-      </w:pPr>
-      <w:r>
-        <w:rPr>
-          <w:sz w:val="22"/>
-          <w:szCs w:val="22"/>
-        </w:rPr>
-        <w:t>Hana, người hầu trung thành và là bóng ma canh giữ thánh đường dục vọng, cuối cùng cũng không thể cưỡng lại sự mời gọi của bản năng sau khi đã phục vụ tám sinh thể suốt những ngày dài. Dù luôn giữ vẻ lặng lẽ và mặn mà, cơ thể chị lúc này đã phản bội lại sự điềm tĩnh đó. Hai bầu ngực vĩ đại lấp ló sau chiếc tạp dề mỏng manh bắt đầu căng cứng và rỉ ra những giọt sữa trắng ngần, minh chứng cho sự hưng phấn tột độ khi phải quan sát những màn hành hoan điên cuồng. Những giọt sữa ngọt lịm hòa quyện cùng mùi mồ hôi mặn chát, chảy dọc theo vùng bụng phẳng lì xuống đến cái lồn nhẵn nhụi cũng đang không ngừng tuôn trào dịch thể.</w:t>
-      </w:r>
-    </w:p>
-    <w:p>
-      <w:pPr>
-        <w:rPr>
-          <w:sz w:val="22"/>
-          <w:szCs w:val="22"/>
-        </w:rPr>
-      </w:pPr>
-      <w:r>
-        <w:rPr>
-          <w:sz w:val="22"/>
-          <w:szCs w:val="22"/>
-        </w:rPr>
-        <w:t>Khi cả nhóm tám người đã hoàn toàn lịm đi vì kiệt quệ trên lớp nệm sofa loang lổ, Hana lặng lẽ trút bỏ chiếc tạp dề cuối cùng, phô bày cơ thể dâm mị trần trụi 100% theo đúng quy tắc trần trụi của hòn đảo. Chị nhẹ nhàng len lỏi vào giữa khối thịt khổng lồ đó, nằm xuống cạnh Nanako và Aki. Cái lồn ướt đẫm của chị chạm vào làn da nhầy nhụa của những người trẻ, để mặc cho dòng nước lồn chảy tràn ra sàn nhà và bám vào đùi của các chàng trai.</w:t>
-      </w:r>
-    </w:p>
-    <w:p>
-      <w:pPr>
-        <w:rPr>
-          <w:sz w:val="22"/>
-          <w:szCs w:val="22"/>
-        </w:rPr>
-      </w:pPr>
-      <w:r>
-        <w:rPr>
-          <w:sz w:val="22"/>
-          <w:szCs w:val="22"/>
-        </w:rPr>
-        <w:t>Trong không gian đặc quánh mùi tinh dịch và hương tinh dầu, Hana nhắm mắt lại, tận hưởng cảm giác da thịt va chạm và sự tự do tuyệt đối khi không còn một mảnh vải che thân. Chị nằm đó, một tay vẫn cầm dải lụa mềm nhưng đôi chân đã dang rộng để đón nhận sự mệt mỏi đầy khoái cảm, hòa nhập hoàn toàn vào vòng tuần hoàn dục vọng của hòn đảo cô độc khi ánh trăng rọi thẳng vào những vùng thầm kín đang rỉ mật của chín con người.</w:t>
-      </w:r>
     </w:p>
     <w:p>
       <w:pPr>
@@ -2167,6 +1153,7 @@
   <w:style w:type="character" w:default="1" w:styleId="DefaultParagraphFont">
     <w:name w:val="Default Paragraph Font"/>
     <w:uiPriority w:val="1"/>
+    <w:semiHidden/>
     <w:unhideWhenUsed/>
   </w:style>
   <w:style w:type="table" w:default="1" w:styleId="TableNormal">
